--- a/rapports/2026-06-06/EQ17/EQ17_sup_v2/DR_malforme_1_31101E_11/96-99-94-66.docx
+++ b/rapports/2026-06-06/EQ17/EQ17_sup_v2/DR_malforme_1_31101E_11/96-99-94-66.docx
@@ -297,7 +297,7 @@
           <w:color w:val="1F6FEB"/>
           <w:sz w:val="22"/>
         </w:rPr>
-        <w:t>⚠ INCOHÉRENCES À CORRIGER (63)</w:t>
+        <w:t>⚠ INCOHÉRENCES À CORRIGER (59)</w:t>
       </w:r>
     </w:p>
     <w:tbl>
@@ -724,7 +724,7 @@
                 <w:color w:val="16A34A"/>
                 <w:sz w:val="16"/>
               </w:rPr>
-              <w:t>s01q39</w:t>
+              <w:t>—</w:t>
             </w:r>
           </w:p>
         </w:tc>
@@ -755,7 +755,7 @@
                 <w:i w:val="0"/>
                 <w:sz w:val="17"/>
               </w:rPr>
-              <w:t>Incoherence! ROBENOUKE (ALBERTINE) BINDIA dispose d'un téléphone portable à s01q39, donc la raison évoquée ne peut pas être (ne dispose pas d'appareil).</w:t>
+              <w:t>Incoherence! La mère de KATY BONANG( josephine) est trop jeune ou vielle pour avoir KATY BONANG( josephine) selon l'écart d'âge (12 ans) entre lui et sa mère, prière de revoir l'âge de KATY BONANG( josephine) ou de sa mère.</w:t>
             </w:r>
           </w:p>
         </w:tc>
@@ -845,7 +845,7 @@
                 <w:i w:val="0"/>
                 <w:sz w:val="17"/>
               </w:rPr>
-              <w:t>Incoherence! ROSE TACKY BENDIA dispose d'un téléphone portable à s01q39, donc la raison évoquée ne peut pas être (ne dispose pas d'appareil).</w:t>
+              <w:t>Incoherence! ROBENOUKE (ALBERTINE) BINDIA dispose d'un téléphone portable à s01q39, donc la raison évoquée ne peut pas être (ne dispose pas d'appareil).</w:t>
             </w:r>
           </w:p>
         </w:tc>
@@ -904,7 +904,7 @@
                 <w:color w:val="16A34A"/>
                 <w:sz w:val="16"/>
               </w:rPr>
-              <w:t>—</w:t>
+              <w:t>s01q39</w:t>
             </w:r>
           </w:p>
         </w:tc>
@@ -935,7 +935,7 @@
                 <w:i w:val="0"/>
                 <w:sz w:val="17"/>
               </w:rPr>
-              <w:t>Incoherence! La mère de KATY BONANG( josephine) est trop jeune ou vielle pour avoir KATY BONANG( josephine) selon l'écart d'âge (12 ans) entre lui et sa mère, prière de revoir l'âge de KATY BONANG( josephine) ou de sa mère.</w:t>
+              <w:t>Incoherence! ROSE TACKY BENDIA dispose d'un téléphone portable à s01q39, donc la raison évoquée ne peut pas être (ne dispose pas d'appareil).</w:t>
             </w:r>
           </w:p>
         </w:tc>
@@ -994,7 +994,7 @@
                 <w:color w:val="16A34A"/>
                 <w:sz w:val="16"/>
               </w:rPr>
-              <w:t>—</w:t>
+              <w:t>s02q33, s01q00b</w:t>
             </w:r>
           </w:p>
         </w:tc>
@@ -1025,7 +1025,7 @@
                 <w:i w:val="0"/>
                 <w:sz w:val="17"/>
               </w:rPr>
-              <w:t>Incohérence!!! seulement les écoles privées paient les frais de scolarité (y compris les frais d'inscription).</w:t>
+              <w:t>Incoherent!!! La dernière fois que KIPERINE (TAMA) BINDIA a  fréquenté l'école est 9999.</w:t>
             </w:r>
           </w:p>
         </w:tc>
@@ -1115,7 +1115,7 @@
                 <w:i w:val="0"/>
                 <w:sz w:val="17"/>
               </w:rPr>
-              <w:t>Incoherent!!! La dernière fois que KIPERINE (TAMA) BINDIA a  fréquenté l'école est 9999.</w:t>
+              <w:t>Incoherent!!! La dernière fois que ROSE TACKY BENDIA a  fréquenté l'école est 9999.</w:t>
             </w:r>
           </w:p>
         </w:tc>
@@ -1174,7 +1174,7 @@
                 <w:color w:val="16A34A"/>
                 <w:sz w:val="16"/>
               </w:rPr>
-              <w:t>s02q33, s01q00b</w:t>
+              <w:t>—</w:t>
             </w:r>
           </w:p>
         </w:tc>
@@ -1205,7 +1205,7 @@
                 <w:i w:val="0"/>
                 <w:sz w:val="17"/>
               </w:rPr>
-              <w:t>Incoherent!!! La dernière fois que ROSE TACKY BENDIA a  fréquenté l'école est 9999.</w:t>
+              <w:t>Incohérent!! Le niveau d'instruction déclaré par l'un des enfants (Primaire) au niveau de la section 1 de JOSEPHINE BIANQUINCH diffère de celui donné par JOSEPHINE BIANQUINCH lui-même qui affirme ne pas avoir frequenté l'école formelle.</w:t>
             </w:r>
           </w:p>
         </w:tc>
@@ -1238,6 +1238,1716 @@
                 <w:i w:val="0"/>
                 <w:sz w:val="16"/>
               </w:rPr>
+              <w:t>S11</w:t>
+              <w:br/>
+            </w:r>
+            <w:r>
+              <w:rPr>
+                <w:b w:val="0"/>
+                <w:i w:val="0"/>
+                <w:color w:val="64748B"/>
+                <w:sz w:val="14"/>
+              </w:rPr>
+              <w:t>Logement / cadre de vie</w:t>
+            </w:r>
+          </w:p>
+        </w:tc>
+        <w:tc>
+          <w:tcPr>
+            <w:tcW w:type="dxa" w:w="1531"/>
+          </w:tcPr>
+          <w:p>
+            <w:r>
+              <w:rPr>
+                <w:b/>
+                <w:i w:val="0"/>
+                <w:color w:val="16A34A"/>
+                <w:sz w:val="16"/>
+              </w:rPr>
+              <w:t>—</w:t>
+            </w:r>
+          </w:p>
+        </w:tc>
+        <w:tc>
+          <w:tcPr>
+            <w:tcW w:type="dxa" w:w="1191"/>
+          </w:tcPr>
+          <w:p>
+            <w:r>
+              <w:rPr>
+                <w:b w:val="0"/>
+                <w:i w:val="0"/>
+                <w:color w:val="64748B"/>
+                <w:sz w:val="16"/>
+              </w:rPr>
+              <w:t>GT-CQ</w:t>
+            </w:r>
+          </w:p>
+        </w:tc>
+        <w:tc>
+          <w:tcPr>
+            <w:tcW w:type="dxa" w:w="4706"/>
+          </w:tcPr>
+          <w:p>
+            <w:r>
+              <w:rPr>
+                <w:b w:val="0"/>
+                <w:i w:val="0"/>
+                <w:sz w:val="17"/>
+              </w:rPr>
+              <w:t>Incoherence!! Le ménage a depensé .</w:t>
+            </w:r>
+          </w:p>
+        </w:tc>
+      </w:tr>
+      <w:tr>
+        <w:tc>
+          <w:tcPr>
+            <w:tcW w:type="dxa" w:w="964"/>
+          </w:tcPr>
+          <w:p>
+            <w:r>
+              <w:rPr>
+                <w:b/>
+                <w:i w:val="0"/>
+                <w:color w:val="DC2626"/>
+                <w:sz w:val="16"/>
+              </w:rPr>
+              <w:t>Haute</w:t>
+            </w:r>
+          </w:p>
+        </w:tc>
+        <w:tc>
+          <w:tcPr>
+            <w:tcW w:type="dxa" w:w="1247"/>
+          </w:tcPr>
+          <w:p>
+            <w:r>
+              <w:rPr>
+                <w:b/>
+                <w:i w:val="0"/>
+                <w:sz w:val="16"/>
+              </w:rPr>
+              <w:t>S11</w:t>
+              <w:br/>
+            </w:r>
+            <w:r>
+              <w:rPr>
+                <w:b w:val="0"/>
+                <w:i w:val="0"/>
+                <w:color w:val="64748B"/>
+                <w:sz w:val="14"/>
+              </w:rPr>
+              <w:t>Logement / cadre de vie</w:t>
+            </w:r>
+          </w:p>
+        </w:tc>
+        <w:tc>
+          <w:tcPr>
+            <w:tcW w:type="dxa" w:w="1531"/>
+          </w:tcPr>
+          <w:p>
+            <w:r>
+              <w:rPr>
+                <w:b/>
+                <w:i w:val="0"/>
+                <w:color w:val="16A34A"/>
+                <w:sz w:val="16"/>
+              </w:rPr>
+              <w:t>s01q29, s01q31, s04q24, s00q04, s11q21, s09fq03, s09fq011</w:t>
+            </w:r>
+          </w:p>
+        </w:tc>
+        <w:tc>
+          <w:tcPr>
+            <w:tcW w:type="dxa" w:w="1191"/>
+          </w:tcPr>
+          <w:p>
+            <w:r>
+              <w:rPr>
+                <w:b w:val="0"/>
+                <w:i w:val="0"/>
+                <w:color w:val="64748B"/>
+                <w:sz w:val="16"/>
+              </w:rPr>
+              <w:t>GT-CQ</w:t>
+            </w:r>
+          </w:p>
+        </w:tc>
+        <w:tc>
+          <w:tcPr>
+            <w:tcW w:type="dxa" w:w="4706"/>
+          </w:tcPr>
+          <w:p>
+            <w:r>
+              <w:rPr>
+                <w:b w:val="0"/>
+                <w:i w:val="0"/>
+                <w:sz w:val="17"/>
+              </w:rPr>
+              <w:t>FCFA dans Frais de connexion au réseau de distribution d'eau mais dit ne pas être connecté à un réseau d'eau courante, prière de corriger cette incoherence</w:t>
+            </w:r>
+          </w:p>
+        </w:tc>
+      </w:tr>
+      <w:tr>
+        <w:tc>
+          <w:tcPr>
+            <w:tcW w:type="dxa" w:w="964"/>
+          </w:tcPr>
+          <w:p>
+            <w:r>
+              <w:rPr>
+                <w:b/>
+                <w:i w:val="0"/>
+                <w:color w:val="EA580C"/>
+                <w:sz w:val="16"/>
+              </w:rPr>
+              <w:t>Moyenne</w:t>
+            </w:r>
+          </w:p>
+        </w:tc>
+        <w:tc>
+          <w:tcPr>
+            <w:tcW w:type="dxa" w:w="1247"/>
+          </w:tcPr>
+          <w:p>
+            <w:r>
+              <w:rPr>
+                <w:b/>
+                <w:i w:val="0"/>
+                <w:sz w:val="16"/>
+              </w:rPr>
+              <w:t>S00</w:t>
+              <w:br/>
+            </w:r>
+            <w:r>
+              <w:rPr>
+                <w:b w:val="0"/>
+                <w:i w:val="0"/>
+                <w:color w:val="64748B"/>
+                <w:sz w:val="14"/>
+              </w:rPr>
+              <w:t>Identification</w:t>
+            </w:r>
+          </w:p>
+        </w:tc>
+        <w:tc>
+          <w:tcPr>
+            <w:tcW w:type="dxa" w:w="1531"/>
+          </w:tcPr>
+          <w:p>
+            <w:r>
+              <w:rPr>
+                <w:b/>
+                <w:i w:val="0"/>
+                <w:color w:val="16A34A"/>
+                <w:sz w:val="16"/>
+              </w:rPr>
+              <w:t>—</w:t>
+            </w:r>
+          </w:p>
+        </w:tc>
+        <w:tc>
+          <w:tcPr>
+            <w:tcW w:type="dxa" w:w="1191"/>
+          </w:tcPr>
+          <w:p>
+            <w:r>
+              <w:rPr>
+                <w:b w:val="0"/>
+                <w:i w:val="0"/>
+                <w:color w:val="64748B"/>
+                <w:sz w:val="16"/>
+              </w:rPr>
+              <w:t>GT-CQ</w:t>
+            </w:r>
+          </w:p>
+        </w:tc>
+        <w:tc>
+          <w:tcPr>
+            <w:tcW w:type="dxa" w:w="4706"/>
+          </w:tcPr>
+          <w:p>
+            <w:r>
+              <w:rPr>
+                <w:b w:val="0"/>
+                <w:i w:val="0"/>
+                <w:sz w:val="17"/>
+              </w:rPr>
+              <w:t>L'adresse ou la localisation du ménage doit être bien renseignée, ne doit pas contenir des numéros de téléphone et elle semble courte pour être une adresse.</w:t>
+            </w:r>
+          </w:p>
+        </w:tc>
+      </w:tr>
+      <w:tr>
+        <w:tc>
+          <w:tcPr>
+            <w:tcW w:type="dxa" w:w="964"/>
+          </w:tcPr>
+          <w:p>
+            <w:r>
+              <w:rPr>
+                <w:b/>
+                <w:i w:val="0"/>
+                <w:color w:val="EA580C"/>
+                <w:sz w:val="16"/>
+              </w:rPr>
+              <w:t>Moyenne</w:t>
+            </w:r>
+          </w:p>
+        </w:tc>
+        <w:tc>
+          <w:tcPr>
+            <w:tcW w:type="dxa" w:w="1247"/>
+          </w:tcPr>
+          <w:p>
+            <w:r>
+              <w:rPr>
+                <w:b/>
+                <w:i w:val="0"/>
+                <w:sz w:val="16"/>
+              </w:rPr>
+              <w:t>S00</w:t>
+              <w:br/>
+            </w:r>
+            <w:r>
+              <w:rPr>
+                <w:b w:val="0"/>
+                <w:i w:val="0"/>
+                <w:color w:val="64748B"/>
+                <w:sz w:val="14"/>
+              </w:rPr>
+              <w:t>Identification</w:t>
+            </w:r>
+          </w:p>
+        </w:tc>
+        <w:tc>
+          <w:tcPr>
+            <w:tcW w:type="dxa" w:w="1531"/>
+          </w:tcPr>
+          <w:p>
+            <w:r>
+              <w:rPr>
+                <w:b/>
+                <w:i w:val="0"/>
+                <w:color w:val="16A34A"/>
+                <w:sz w:val="16"/>
+              </w:rPr>
+              <w:t>s00q08, s00q10</w:t>
+            </w:r>
+          </w:p>
+        </w:tc>
+        <w:tc>
+          <w:tcPr>
+            <w:tcW w:type="dxa" w:w="1191"/>
+          </w:tcPr>
+          <w:p>
+            <w:r>
+              <w:rPr>
+                <w:b w:val="0"/>
+                <w:i w:val="0"/>
+                <w:color w:val="64748B"/>
+                <w:sz w:val="16"/>
+              </w:rPr>
+              <w:t>GT-CQ</w:t>
+            </w:r>
+          </w:p>
+        </w:tc>
+        <w:tc>
+          <w:tcPr>
+            <w:tcW w:type="dxa" w:w="4706"/>
+          </w:tcPr>
+          <w:p>
+            <w:r>
+              <w:rPr>
+                <w:b w:val="0"/>
+                <w:i w:val="0"/>
+                <w:sz w:val="17"/>
+              </w:rPr>
+              <w:t>Prière de renseigner la bonne adresse.Le ménage de ALBERTINE BOUBANE n'est pas un ménage sélectionné mais soit plutot un ménage de remplacement s'il a été réellement enquêté sinon remettez-le au ménage non rempli.</w:t>
+            </w:r>
+          </w:p>
+        </w:tc>
+      </w:tr>
+      <w:tr>
+        <w:tc>
+          <w:tcPr>
+            <w:tcW w:type="dxa" w:w="964"/>
+          </w:tcPr>
+          <w:p>
+            <w:r>
+              <w:rPr>
+                <w:b/>
+                <w:i w:val="0"/>
+                <w:color w:val="EA580C"/>
+                <w:sz w:val="16"/>
+              </w:rPr>
+              <w:t>Moyenne</w:t>
+            </w:r>
+          </w:p>
+        </w:tc>
+        <w:tc>
+          <w:tcPr>
+            <w:tcW w:type="dxa" w:w="1247"/>
+          </w:tcPr>
+          <w:p>
+            <w:r>
+              <w:rPr>
+                <w:b/>
+                <w:i w:val="0"/>
+                <w:sz w:val="16"/>
+              </w:rPr>
+              <w:t>S01</w:t>
+              <w:br/>
+            </w:r>
+            <w:r>
+              <w:rPr>
+                <w:b w:val="0"/>
+                <w:i w:val="0"/>
+                <w:color w:val="64748B"/>
+                <w:sz w:val="14"/>
+              </w:rPr>
+              <w:t>Démographie</w:t>
+            </w:r>
+          </w:p>
+        </w:tc>
+        <w:tc>
+          <w:tcPr>
+            <w:tcW w:type="dxa" w:w="1531"/>
+          </w:tcPr>
+          <w:p>
+            <w:r>
+              <w:rPr>
+                <w:b/>
+                <w:i w:val="0"/>
+                <w:color w:val="16A34A"/>
+                <w:sz w:val="16"/>
+              </w:rPr>
+              <w:t>s1q05</w:t>
+            </w:r>
+          </w:p>
+        </w:tc>
+        <w:tc>
+          <w:tcPr>
+            <w:tcW w:type="dxa" w:w="1191"/>
+          </w:tcPr>
+          <w:p>
+            <w:r>
+              <w:rPr>
+                <w:b w:val="0"/>
+                <w:i w:val="0"/>
+                <w:color w:val="64748B"/>
+                <w:sz w:val="16"/>
+              </w:rPr>
+              <w:t>GT-CQ</w:t>
+            </w:r>
+          </w:p>
+        </w:tc>
+        <w:tc>
+          <w:tcPr>
+            <w:tcW w:type="dxa" w:w="4706"/>
+          </w:tcPr>
+          <w:p>
+            <w:r>
+              <w:rPr>
+                <w:b w:val="0"/>
+                <w:i w:val="0"/>
+                <w:sz w:val="17"/>
+              </w:rPr>
+              <w:t>Attention! Il ne devrait pas avoir NC parmis les modalité de la variable s1q05.</w:t>
+            </w:r>
+          </w:p>
+        </w:tc>
+      </w:tr>
+      <w:tr>
+        <w:tc>
+          <w:tcPr>
+            <w:tcW w:type="dxa" w:w="964"/>
+          </w:tcPr>
+          <w:p>
+            <w:r>
+              <w:rPr>
+                <w:b/>
+                <w:i w:val="0"/>
+                <w:color w:val="EA580C"/>
+                <w:sz w:val="16"/>
+              </w:rPr>
+              <w:t>Moyenne</w:t>
+            </w:r>
+          </w:p>
+        </w:tc>
+        <w:tc>
+          <w:tcPr>
+            <w:tcW w:type="dxa" w:w="1247"/>
+          </w:tcPr>
+          <w:p>
+            <w:r>
+              <w:rPr>
+                <w:b/>
+                <w:i w:val="0"/>
+                <w:sz w:val="16"/>
+              </w:rPr>
+              <w:t>S01</w:t>
+              <w:br/>
+            </w:r>
+            <w:r>
+              <w:rPr>
+                <w:b w:val="0"/>
+                <w:i w:val="0"/>
+                <w:color w:val="64748B"/>
+                <w:sz w:val="14"/>
+              </w:rPr>
+              <w:t>Démographie</w:t>
+            </w:r>
+          </w:p>
+        </w:tc>
+        <w:tc>
+          <w:tcPr>
+            <w:tcW w:type="dxa" w:w="1531"/>
+          </w:tcPr>
+          <w:p>
+            <w:r>
+              <w:rPr>
+                <w:b/>
+                <w:i w:val="0"/>
+                <w:color w:val="16A34A"/>
+                <w:sz w:val="16"/>
+              </w:rPr>
+              <w:t>—</w:t>
+            </w:r>
+          </w:p>
+        </w:tc>
+        <w:tc>
+          <w:tcPr>
+            <w:tcW w:type="dxa" w:w="1191"/>
+          </w:tcPr>
+          <w:p>
+            <w:r>
+              <w:rPr>
+                <w:b w:val="0"/>
+                <w:i w:val="0"/>
+                <w:color w:val="64748B"/>
+                <w:sz w:val="16"/>
+              </w:rPr>
+              <w:t>GT-CQ</w:t>
+            </w:r>
+          </w:p>
+        </w:tc>
+        <w:tc>
+          <w:tcPr>
+            <w:tcW w:type="dxa" w:w="4706"/>
+          </w:tcPr>
+          <w:p>
+            <w:r>
+              <w:rPr>
+                <w:b w:val="0"/>
+                <w:i w:val="0"/>
+                <w:sz w:val="17"/>
+              </w:rPr>
+              <w:t>Soit AISSATOU DIAN DIALLO (ROSE) dispose d'un acte de naissance soit n'en dispose pas.</w:t>
+            </w:r>
+          </w:p>
+        </w:tc>
+      </w:tr>
+      <w:tr>
+        <w:tc>
+          <w:tcPr>
+            <w:tcW w:type="dxa" w:w="964"/>
+          </w:tcPr>
+          <w:p>
+            <w:r>
+              <w:rPr>
+                <w:b/>
+                <w:i w:val="0"/>
+                <w:color w:val="EA580C"/>
+                <w:sz w:val="16"/>
+              </w:rPr>
+              <w:t>Moyenne</w:t>
+            </w:r>
+          </w:p>
+        </w:tc>
+        <w:tc>
+          <w:tcPr>
+            <w:tcW w:type="dxa" w:w="1247"/>
+          </w:tcPr>
+          <w:p>
+            <w:r>
+              <w:rPr>
+                <w:b/>
+                <w:i w:val="0"/>
+                <w:sz w:val="16"/>
+              </w:rPr>
+              <w:t>S01</w:t>
+              <w:br/>
+            </w:r>
+            <w:r>
+              <w:rPr>
+                <w:b w:val="0"/>
+                <w:i w:val="0"/>
+                <w:color w:val="64748B"/>
+                <w:sz w:val="14"/>
+              </w:rPr>
+              <w:t>Démographie</w:t>
+            </w:r>
+          </w:p>
+        </w:tc>
+        <w:tc>
+          <w:tcPr>
+            <w:tcW w:type="dxa" w:w="1531"/>
+          </w:tcPr>
+          <w:p>
+            <w:r>
+              <w:rPr>
+                <w:b/>
+                <w:i w:val="0"/>
+                <w:color w:val="16A34A"/>
+                <w:sz w:val="16"/>
+              </w:rPr>
+              <w:t>—</w:t>
+            </w:r>
+          </w:p>
+        </w:tc>
+        <w:tc>
+          <w:tcPr>
+            <w:tcW w:type="dxa" w:w="1191"/>
+          </w:tcPr>
+          <w:p>
+            <w:r>
+              <w:rPr>
+                <w:b w:val="0"/>
+                <w:i w:val="0"/>
+                <w:color w:val="64748B"/>
+                <w:sz w:val="16"/>
+              </w:rPr>
+              <w:t>GT-CQ</w:t>
+            </w:r>
+          </w:p>
+        </w:tc>
+        <w:tc>
+          <w:tcPr>
+            <w:tcW w:type="dxa" w:w="4706"/>
+          </w:tcPr>
+          <w:p>
+            <w:r>
+              <w:rPr>
+                <w:b w:val="0"/>
+                <w:i w:val="0"/>
+                <w:sz w:val="17"/>
+              </w:rPr>
+              <w:t>Prière de verifier l'information donnée par AISSATOU DIAN DIALLO (ROSE) ou corriger au niveau de la section 1.</w:t>
+            </w:r>
+          </w:p>
+        </w:tc>
+      </w:tr>
+      <w:tr>
+        <w:tc>
+          <w:tcPr>
+            <w:tcW w:type="dxa" w:w="964"/>
+          </w:tcPr>
+          <w:p>
+            <w:r>
+              <w:rPr>
+                <w:b/>
+                <w:i w:val="0"/>
+                <w:color w:val="EA580C"/>
+                <w:sz w:val="16"/>
+              </w:rPr>
+              <w:t>Moyenne</w:t>
+            </w:r>
+          </w:p>
+        </w:tc>
+        <w:tc>
+          <w:tcPr>
+            <w:tcW w:type="dxa" w:w="1247"/>
+          </w:tcPr>
+          <w:p>
+            <w:r>
+              <w:rPr>
+                <w:b/>
+                <w:i w:val="0"/>
+                <w:sz w:val="16"/>
+              </w:rPr>
+              <w:t>S01</w:t>
+              <w:br/>
+            </w:r>
+            <w:r>
+              <w:rPr>
+                <w:b w:val="0"/>
+                <w:i w:val="0"/>
+                <w:color w:val="64748B"/>
+                <w:sz w:val="14"/>
+              </w:rPr>
+              <w:t>Démographie</w:t>
+            </w:r>
+          </w:p>
+        </w:tc>
+        <w:tc>
+          <w:tcPr>
+            <w:tcW w:type="dxa" w:w="1531"/>
+          </w:tcPr>
+          <w:p>
+            <w:r>
+              <w:rPr>
+                <w:b/>
+                <w:i w:val="0"/>
+                <w:color w:val="16A34A"/>
+                <w:sz w:val="16"/>
+              </w:rPr>
+              <w:t>—</w:t>
+            </w:r>
+          </w:p>
+        </w:tc>
+        <w:tc>
+          <w:tcPr>
+            <w:tcW w:type="dxa" w:w="1191"/>
+          </w:tcPr>
+          <w:p>
+            <w:r>
+              <w:rPr>
+                <w:b w:val="0"/>
+                <w:i w:val="0"/>
+                <w:color w:val="64748B"/>
+                <w:sz w:val="16"/>
+              </w:rPr>
+              <w:t>GT-CQ</w:t>
+            </w:r>
+          </w:p>
+        </w:tc>
+        <w:tc>
+          <w:tcPr>
+            <w:tcW w:type="dxa" w:w="4706"/>
+          </w:tcPr>
+          <w:p>
+            <w:r>
+              <w:rPr>
+                <w:b w:val="0"/>
+                <w:i w:val="0"/>
+                <w:sz w:val="17"/>
+              </w:rPr>
+              <w:t>Soit MAMADOU DIALLO ( rose) dispose d'un acte de naissance soit n'en dispose pas.</w:t>
+            </w:r>
+          </w:p>
+        </w:tc>
+      </w:tr>
+      <w:tr>
+        <w:tc>
+          <w:tcPr>
+            <w:tcW w:type="dxa" w:w="964"/>
+          </w:tcPr>
+          <w:p>
+            <w:r>
+              <w:rPr>
+                <w:b/>
+                <w:i w:val="0"/>
+                <w:color w:val="EA580C"/>
+                <w:sz w:val="16"/>
+              </w:rPr>
+              <w:t>Moyenne</w:t>
+            </w:r>
+          </w:p>
+        </w:tc>
+        <w:tc>
+          <w:tcPr>
+            <w:tcW w:type="dxa" w:w="1247"/>
+          </w:tcPr>
+          <w:p>
+            <w:r>
+              <w:rPr>
+                <w:b/>
+                <w:i w:val="0"/>
+                <w:sz w:val="16"/>
+              </w:rPr>
+              <w:t>S01</w:t>
+              <w:br/>
+            </w:r>
+            <w:r>
+              <w:rPr>
+                <w:b w:val="0"/>
+                <w:i w:val="0"/>
+                <w:color w:val="64748B"/>
+                <w:sz w:val="14"/>
+              </w:rPr>
+              <w:t>Démographie</w:t>
+            </w:r>
+          </w:p>
+        </w:tc>
+        <w:tc>
+          <w:tcPr>
+            <w:tcW w:type="dxa" w:w="1531"/>
+          </w:tcPr>
+          <w:p>
+            <w:r>
+              <w:rPr>
+                <w:b/>
+                <w:i w:val="0"/>
+                <w:color w:val="16A34A"/>
+                <w:sz w:val="16"/>
+              </w:rPr>
+              <w:t>—</w:t>
+            </w:r>
+          </w:p>
+        </w:tc>
+        <w:tc>
+          <w:tcPr>
+            <w:tcW w:type="dxa" w:w="1191"/>
+          </w:tcPr>
+          <w:p>
+            <w:r>
+              <w:rPr>
+                <w:b w:val="0"/>
+                <w:i w:val="0"/>
+                <w:color w:val="64748B"/>
+                <w:sz w:val="16"/>
+              </w:rPr>
+              <w:t>GT-CQ</w:t>
+            </w:r>
+          </w:p>
+        </w:tc>
+        <w:tc>
+          <w:tcPr>
+            <w:tcW w:type="dxa" w:w="4706"/>
+          </w:tcPr>
+          <w:p>
+            <w:r>
+              <w:rPr>
+                <w:b w:val="0"/>
+                <w:i w:val="0"/>
+                <w:sz w:val="17"/>
+              </w:rPr>
+              <w:t>Prière de verifier l'information donnée par MAMADOU DIALLO ( rose) ou corriger au niveau de la section 1.</w:t>
+            </w:r>
+          </w:p>
+        </w:tc>
+      </w:tr>
+      <w:tr>
+        <w:tc>
+          <w:tcPr>
+            <w:tcW w:type="dxa" w:w="964"/>
+          </w:tcPr>
+          <w:p>
+            <w:r>
+              <w:rPr>
+                <w:b/>
+                <w:i w:val="0"/>
+                <w:color w:val="EA580C"/>
+                <w:sz w:val="16"/>
+              </w:rPr>
+              <w:t>Moyenne</w:t>
+            </w:r>
+          </w:p>
+        </w:tc>
+        <w:tc>
+          <w:tcPr>
+            <w:tcW w:type="dxa" w:w="1247"/>
+          </w:tcPr>
+          <w:p>
+            <w:r>
+              <w:rPr>
+                <w:b/>
+                <w:i w:val="0"/>
+                <w:sz w:val="16"/>
+              </w:rPr>
+              <w:t>S01</w:t>
+              <w:br/>
+            </w:r>
+            <w:r>
+              <w:rPr>
+                <w:b w:val="0"/>
+                <w:i w:val="0"/>
+                <w:color w:val="64748B"/>
+                <w:sz w:val="14"/>
+              </w:rPr>
+              <w:t>Démographie</w:t>
+            </w:r>
+          </w:p>
+        </w:tc>
+        <w:tc>
+          <w:tcPr>
+            <w:tcW w:type="dxa" w:w="1531"/>
+          </w:tcPr>
+          <w:p>
+            <w:r>
+              <w:rPr>
+                <w:b/>
+                <w:i w:val="0"/>
+                <w:color w:val="16A34A"/>
+                <w:sz w:val="16"/>
+              </w:rPr>
+              <w:t>s01q16, s01q00b, s01q16_autre</w:t>
+            </w:r>
+          </w:p>
+        </w:tc>
+        <w:tc>
+          <w:tcPr>
+            <w:tcW w:type="dxa" w:w="1191"/>
+          </w:tcPr>
+          <w:p>
+            <w:r>
+              <w:rPr>
+                <w:b w:val="0"/>
+                <w:i w:val="0"/>
+                <w:color w:val="64748B"/>
+                <w:sz w:val="16"/>
+              </w:rPr>
+              <w:t>GT-CQ</w:t>
+            </w:r>
+          </w:p>
+        </w:tc>
+        <w:tc>
+          <w:tcPr>
+            <w:tcW w:type="dxa" w:w="4706"/>
+          </w:tcPr>
+          <w:p>
+            <w:r>
+              <w:rPr>
+                <w:b w:val="0"/>
+                <w:i w:val="0"/>
+                <w:sz w:val="17"/>
+              </w:rPr>
+              <w:t>L'ethni de KIPERINE (TAMA) BINDIA est BASSARI, prière de bien classer cet ethni qui existe soit dans la liste des ethni ou n'éxiste pas comme ethni.</w:t>
+            </w:r>
+          </w:p>
+        </w:tc>
+      </w:tr>
+      <w:tr>
+        <w:tc>
+          <w:tcPr>
+            <w:tcW w:type="dxa" w:w="964"/>
+          </w:tcPr>
+          <w:p>
+            <w:r>
+              <w:rPr>
+                <w:b/>
+                <w:i w:val="0"/>
+                <w:color w:val="EA580C"/>
+                <w:sz w:val="16"/>
+              </w:rPr>
+              <w:t>Moyenne</w:t>
+            </w:r>
+          </w:p>
+        </w:tc>
+        <w:tc>
+          <w:tcPr>
+            <w:tcW w:type="dxa" w:w="1247"/>
+          </w:tcPr>
+          <w:p>
+            <w:r>
+              <w:rPr>
+                <w:b/>
+                <w:i w:val="0"/>
+                <w:sz w:val="16"/>
+              </w:rPr>
+              <w:t>S01</w:t>
+              <w:br/>
+            </w:r>
+            <w:r>
+              <w:rPr>
+                <w:b w:val="0"/>
+                <w:i w:val="0"/>
+                <w:color w:val="64748B"/>
+                <w:sz w:val="14"/>
+              </w:rPr>
+              <w:t>Démographie</w:t>
+            </w:r>
+          </w:p>
+        </w:tc>
+        <w:tc>
+          <w:tcPr>
+            <w:tcW w:type="dxa" w:w="1531"/>
+          </w:tcPr>
+          <w:p>
+            <w:r>
+              <w:rPr>
+                <w:b/>
+                <w:i w:val="0"/>
+                <w:color w:val="16A34A"/>
+                <w:sz w:val="16"/>
+              </w:rPr>
+              <w:t>—</w:t>
+            </w:r>
+          </w:p>
+        </w:tc>
+        <w:tc>
+          <w:tcPr>
+            <w:tcW w:type="dxa" w:w="1191"/>
+          </w:tcPr>
+          <w:p>
+            <w:r>
+              <w:rPr>
+                <w:b w:val="0"/>
+                <w:i w:val="0"/>
+                <w:color w:val="64748B"/>
+                <w:sz w:val="16"/>
+              </w:rPr>
+              <w:t>GT-CQ</w:t>
+            </w:r>
+          </w:p>
+        </w:tc>
+        <w:tc>
+          <w:tcPr>
+            <w:tcW w:type="dxa" w:w="4706"/>
+          </w:tcPr>
+          <w:p>
+            <w:r>
+              <w:rPr>
+                <w:b w:val="0"/>
+                <w:i w:val="0"/>
+                <w:sz w:val="17"/>
+              </w:rPr>
+              <w:t>Dans le cas contraire rassurez vous que c'est bien son fils/fille biologique.</w:t>
+            </w:r>
+          </w:p>
+        </w:tc>
+      </w:tr>
+      <w:tr>
+        <w:tc>
+          <w:tcPr>
+            <w:tcW w:type="dxa" w:w="964"/>
+          </w:tcPr>
+          <w:p>
+            <w:r>
+              <w:rPr>
+                <w:b/>
+                <w:i w:val="0"/>
+                <w:color w:val="EA580C"/>
+                <w:sz w:val="16"/>
+              </w:rPr>
+              <w:t>Moyenne</w:t>
+            </w:r>
+          </w:p>
+        </w:tc>
+        <w:tc>
+          <w:tcPr>
+            <w:tcW w:type="dxa" w:w="1247"/>
+          </w:tcPr>
+          <w:p>
+            <w:r>
+              <w:rPr>
+                <w:b/>
+                <w:i w:val="0"/>
+                <w:sz w:val="16"/>
+              </w:rPr>
+              <w:t>S01</w:t>
+              <w:br/>
+            </w:r>
+            <w:r>
+              <w:rPr>
+                <w:b w:val="0"/>
+                <w:i w:val="0"/>
+                <w:color w:val="64748B"/>
+                <w:sz w:val="14"/>
+              </w:rPr>
+              <w:t>Démographie</w:t>
+            </w:r>
+          </w:p>
+        </w:tc>
+        <w:tc>
+          <w:tcPr>
+            <w:tcW w:type="dxa" w:w="1531"/>
+          </w:tcPr>
+          <w:p>
+            <w:r>
+              <w:rPr>
+                <w:b/>
+                <w:i w:val="0"/>
+                <w:color w:val="16A34A"/>
+                <w:sz w:val="16"/>
+              </w:rPr>
+              <w:t>s01q16, s01q00b, s01q16_autre</w:t>
+            </w:r>
+          </w:p>
+        </w:tc>
+        <w:tc>
+          <w:tcPr>
+            <w:tcW w:type="dxa" w:w="1191"/>
+          </w:tcPr>
+          <w:p>
+            <w:r>
+              <w:rPr>
+                <w:b w:val="0"/>
+                <w:i w:val="0"/>
+                <w:color w:val="64748B"/>
+                <w:sz w:val="16"/>
+              </w:rPr>
+              <w:t>GT-CQ</w:t>
+            </w:r>
+          </w:p>
+        </w:tc>
+        <w:tc>
+          <w:tcPr>
+            <w:tcW w:type="dxa" w:w="4706"/>
+          </w:tcPr>
+          <w:p>
+            <w:r>
+              <w:rPr>
+                <w:b w:val="0"/>
+                <w:i w:val="0"/>
+                <w:sz w:val="17"/>
+              </w:rPr>
+              <w:t>L'ethni de KATY BONANG( josephine) est bassarie, prière de bien classer cet ethni qui existe soit dans la liste des ethni ou n'éxiste pas comme ethni.</w:t>
+            </w:r>
+          </w:p>
+        </w:tc>
+      </w:tr>
+      <w:tr>
+        <w:tc>
+          <w:tcPr>
+            <w:tcW w:type="dxa" w:w="964"/>
+          </w:tcPr>
+          <w:p>
+            <w:r>
+              <w:rPr>
+                <w:b/>
+                <w:i w:val="0"/>
+                <w:color w:val="EA580C"/>
+                <w:sz w:val="16"/>
+              </w:rPr>
+              <w:t>Moyenne</w:t>
+            </w:r>
+          </w:p>
+        </w:tc>
+        <w:tc>
+          <w:tcPr>
+            <w:tcW w:type="dxa" w:w="1247"/>
+          </w:tcPr>
+          <w:p>
+            <w:r>
+              <w:rPr>
+                <w:b/>
+                <w:i w:val="0"/>
+                <w:sz w:val="16"/>
+              </w:rPr>
+              <w:t>S01</w:t>
+              <w:br/>
+            </w:r>
+            <w:r>
+              <w:rPr>
+                <w:b w:val="0"/>
+                <w:i w:val="0"/>
+                <w:color w:val="64748B"/>
+                <w:sz w:val="14"/>
+              </w:rPr>
+              <w:t>Démographie</w:t>
+            </w:r>
+          </w:p>
+        </w:tc>
+        <w:tc>
+          <w:tcPr>
+            <w:tcW w:type="dxa" w:w="1531"/>
+          </w:tcPr>
+          <w:p>
+            <w:r>
+              <w:rPr>
+                <w:b/>
+                <w:i w:val="0"/>
+                <w:color w:val="16A34A"/>
+                <w:sz w:val="16"/>
+              </w:rPr>
+              <w:t>—</w:t>
+            </w:r>
+          </w:p>
+        </w:tc>
+        <w:tc>
+          <w:tcPr>
+            <w:tcW w:type="dxa" w:w="1191"/>
+          </w:tcPr>
+          <w:p>
+            <w:r>
+              <w:rPr>
+                <w:b w:val="0"/>
+                <w:i w:val="0"/>
+                <w:color w:val="64748B"/>
+                <w:sz w:val="16"/>
+              </w:rPr>
+              <w:t>GT-CQ</w:t>
+            </w:r>
+          </w:p>
+        </w:tc>
+        <w:tc>
+          <w:tcPr>
+            <w:tcW w:type="dxa" w:w="4706"/>
+          </w:tcPr>
+          <w:p>
+            <w:r>
+              <w:rPr>
+                <w:b w:val="0"/>
+                <w:i w:val="0"/>
+                <w:sz w:val="17"/>
+              </w:rPr>
+              <w:t>Soit KATY BONANG( josephine) dispose d'un acte de naissance soit n'en dispose pas.</w:t>
+            </w:r>
+          </w:p>
+        </w:tc>
+      </w:tr>
+      <w:tr>
+        <w:tc>
+          <w:tcPr>
+            <w:tcW w:type="dxa" w:w="964"/>
+          </w:tcPr>
+          <w:p>
+            <w:r>
+              <w:rPr>
+                <w:b/>
+                <w:i w:val="0"/>
+                <w:color w:val="EA580C"/>
+                <w:sz w:val="16"/>
+              </w:rPr>
+              <w:t>Moyenne</w:t>
+            </w:r>
+          </w:p>
+        </w:tc>
+        <w:tc>
+          <w:tcPr>
+            <w:tcW w:type="dxa" w:w="1247"/>
+          </w:tcPr>
+          <w:p>
+            <w:r>
+              <w:rPr>
+                <w:b/>
+                <w:i w:val="0"/>
+                <w:sz w:val="16"/>
+              </w:rPr>
+              <w:t>S01</w:t>
+              <w:br/>
+            </w:r>
+            <w:r>
+              <w:rPr>
+                <w:b w:val="0"/>
+                <w:i w:val="0"/>
+                <w:color w:val="64748B"/>
+                <w:sz w:val="14"/>
+              </w:rPr>
+              <w:t>Démographie</w:t>
+            </w:r>
+          </w:p>
+        </w:tc>
+        <w:tc>
+          <w:tcPr>
+            <w:tcW w:type="dxa" w:w="1531"/>
+          </w:tcPr>
+          <w:p>
+            <w:r>
+              <w:rPr>
+                <w:b/>
+                <w:i w:val="0"/>
+                <w:color w:val="16A34A"/>
+                <w:sz w:val="16"/>
+              </w:rPr>
+              <w:t>s01q16, s01q00b, s01q16_autre</w:t>
+            </w:r>
+          </w:p>
+        </w:tc>
+        <w:tc>
+          <w:tcPr>
+            <w:tcW w:type="dxa" w:w="1191"/>
+          </w:tcPr>
+          <w:p>
+            <w:r>
+              <w:rPr>
+                <w:b w:val="0"/>
+                <w:i w:val="0"/>
+                <w:color w:val="64748B"/>
+                <w:sz w:val="16"/>
+              </w:rPr>
+              <w:t>GT-CQ</w:t>
+            </w:r>
+          </w:p>
+        </w:tc>
+        <w:tc>
+          <w:tcPr>
+            <w:tcW w:type="dxa" w:w="4706"/>
+          </w:tcPr>
+          <w:p>
+            <w:r>
+              <w:rPr>
+                <w:b w:val="0"/>
+                <w:i w:val="0"/>
+                <w:sz w:val="17"/>
+              </w:rPr>
+              <w:t>L'ethni de ROBENOUKE (ALBERTINE) BINDIA est Bassari, prière de bien classer cet ethni qui existe soit dans la liste des ethni ou n'éxiste pas comme ethni.</w:t>
+            </w:r>
+          </w:p>
+        </w:tc>
+      </w:tr>
+      <w:tr>
+        <w:tc>
+          <w:tcPr>
+            <w:tcW w:type="dxa" w:w="964"/>
+          </w:tcPr>
+          <w:p>
+            <w:r>
+              <w:rPr>
+                <w:b/>
+                <w:i w:val="0"/>
+                <w:color w:val="EA580C"/>
+                <w:sz w:val="16"/>
+              </w:rPr>
+              <w:t>Moyenne</w:t>
+            </w:r>
+          </w:p>
+        </w:tc>
+        <w:tc>
+          <w:tcPr>
+            <w:tcW w:type="dxa" w:w="1247"/>
+          </w:tcPr>
+          <w:p>
+            <w:r>
+              <w:rPr>
+                <w:b/>
+                <w:i w:val="0"/>
+                <w:sz w:val="16"/>
+              </w:rPr>
+              <w:t>S01</w:t>
+              <w:br/>
+            </w:r>
+            <w:r>
+              <w:rPr>
+                <w:b w:val="0"/>
+                <w:i w:val="0"/>
+                <w:color w:val="64748B"/>
+                <w:sz w:val="14"/>
+              </w:rPr>
+              <w:t>Démographie</w:t>
+            </w:r>
+          </w:p>
+        </w:tc>
+        <w:tc>
+          <w:tcPr>
+            <w:tcW w:type="dxa" w:w="1531"/>
+          </w:tcPr>
+          <w:p>
+            <w:r>
+              <w:rPr>
+                <w:b/>
+                <w:i w:val="0"/>
+                <w:color w:val="16A34A"/>
+                <w:sz w:val="16"/>
+              </w:rPr>
+              <w:t>s01q16, s01q00b, s01q16_autre</w:t>
+            </w:r>
+          </w:p>
+        </w:tc>
+        <w:tc>
+          <w:tcPr>
+            <w:tcW w:type="dxa" w:w="1191"/>
+          </w:tcPr>
+          <w:p>
+            <w:r>
+              <w:rPr>
+                <w:b w:val="0"/>
+                <w:i w:val="0"/>
+                <w:color w:val="64748B"/>
+                <w:sz w:val="16"/>
+              </w:rPr>
+              <w:t>GT-CQ</w:t>
+            </w:r>
+          </w:p>
+        </w:tc>
+        <w:tc>
+          <w:tcPr>
+            <w:tcW w:type="dxa" w:w="4706"/>
+          </w:tcPr>
+          <w:p>
+            <w:r>
+              <w:rPr>
+                <w:b w:val="0"/>
+                <w:i w:val="0"/>
+                <w:sz w:val="17"/>
+              </w:rPr>
+              <w:t>L'ethni de ROSE TACKY BENDIA est bassari, prière de bien classer cet ethni qui existe soit dans la liste des ethni ou n'éxiste pas comme ethni.</w:t>
+            </w:r>
+          </w:p>
+        </w:tc>
+      </w:tr>
+      <w:tr>
+        <w:tc>
+          <w:tcPr>
+            <w:tcW w:type="dxa" w:w="964"/>
+          </w:tcPr>
+          <w:p>
+            <w:r>
+              <w:rPr>
+                <w:b/>
+                <w:i w:val="0"/>
+                <w:color w:val="EA580C"/>
+                <w:sz w:val="16"/>
+              </w:rPr>
+              <w:t>Moyenne</w:t>
+            </w:r>
+          </w:p>
+        </w:tc>
+        <w:tc>
+          <w:tcPr>
+            <w:tcW w:type="dxa" w:w="1247"/>
+          </w:tcPr>
+          <w:p>
+            <w:r>
+              <w:rPr>
+                <w:b/>
+                <w:i w:val="0"/>
+                <w:sz w:val="16"/>
+              </w:rPr>
+              <w:t>S01</w:t>
+              <w:br/>
+            </w:r>
+            <w:r>
+              <w:rPr>
+                <w:b w:val="0"/>
+                <w:i w:val="0"/>
+                <w:color w:val="64748B"/>
+                <w:sz w:val="14"/>
+              </w:rPr>
+              <w:t>Démographie</w:t>
+            </w:r>
+          </w:p>
+        </w:tc>
+        <w:tc>
+          <w:tcPr>
+            <w:tcW w:type="dxa" w:w="1531"/>
+          </w:tcPr>
+          <w:p>
+            <w:r>
+              <w:rPr>
+                <w:b/>
+                <w:i w:val="0"/>
+                <w:color w:val="16A34A"/>
+                <w:sz w:val="16"/>
+              </w:rPr>
+              <w:t>s01q16, s01q00b, s01q16_autre</w:t>
+            </w:r>
+          </w:p>
+        </w:tc>
+        <w:tc>
+          <w:tcPr>
+            <w:tcW w:type="dxa" w:w="1191"/>
+          </w:tcPr>
+          <w:p>
+            <w:r>
+              <w:rPr>
+                <w:b w:val="0"/>
+                <w:i w:val="0"/>
+                <w:color w:val="64748B"/>
+                <w:sz w:val="16"/>
+              </w:rPr>
+              <w:t>GT-CQ</w:t>
+            </w:r>
+          </w:p>
+        </w:tc>
+        <w:tc>
+          <w:tcPr>
+            <w:tcW w:type="dxa" w:w="4706"/>
+          </w:tcPr>
+          <w:p>
+            <w:r>
+              <w:rPr>
+                <w:b w:val="0"/>
+                <w:i w:val="0"/>
+                <w:sz w:val="17"/>
+              </w:rPr>
+              <w:t>L'ethni de CESSILA BOUBANE (josephine) est bassarie, prière de bien classer cet ethni qui existe soit dans la liste des ethni ou n'éxiste pas comme ethni.</w:t>
+            </w:r>
+          </w:p>
+        </w:tc>
+      </w:tr>
+      <w:tr>
+        <w:tc>
+          <w:tcPr>
+            <w:tcW w:type="dxa" w:w="964"/>
+          </w:tcPr>
+          <w:p>
+            <w:r>
+              <w:rPr>
+                <w:b/>
+                <w:i w:val="0"/>
+                <w:color w:val="EA580C"/>
+                <w:sz w:val="16"/>
+              </w:rPr>
+              <w:t>Moyenne</w:t>
+            </w:r>
+          </w:p>
+        </w:tc>
+        <w:tc>
+          <w:tcPr>
+            <w:tcW w:type="dxa" w:w="1247"/>
+          </w:tcPr>
+          <w:p>
+            <w:r>
+              <w:rPr>
+                <w:b/>
+                <w:i w:val="0"/>
+                <w:sz w:val="16"/>
+              </w:rPr>
+              <w:t>S01</w:t>
+              <w:br/>
+            </w:r>
+            <w:r>
+              <w:rPr>
+                <w:b w:val="0"/>
+                <w:i w:val="0"/>
+                <w:color w:val="64748B"/>
+                <w:sz w:val="14"/>
+              </w:rPr>
+              <w:t>Démographie</w:t>
+            </w:r>
+          </w:p>
+        </w:tc>
+        <w:tc>
+          <w:tcPr>
+            <w:tcW w:type="dxa" w:w="1531"/>
+          </w:tcPr>
+          <w:p>
+            <w:r>
+              <w:rPr>
+                <w:b/>
+                <w:i w:val="0"/>
+                <w:color w:val="16A34A"/>
+                <w:sz w:val="16"/>
+              </w:rPr>
+              <w:t>—</w:t>
+            </w:r>
+          </w:p>
+        </w:tc>
+        <w:tc>
+          <w:tcPr>
+            <w:tcW w:type="dxa" w:w="1191"/>
+          </w:tcPr>
+          <w:p>
+            <w:r>
+              <w:rPr>
+                <w:b w:val="0"/>
+                <w:i w:val="0"/>
+                <w:color w:val="64748B"/>
+                <w:sz w:val="16"/>
+              </w:rPr>
+              <w:t>GT-CQ</w:t>
+            </w:r>
+          </w:p>
+        </w:tc>
+        <w:tc>
+          <w:tcPr>
+            <w:tcW w:type="dxa" w:w="4706"/>
+          </w:tcPr>
+          <w:p>
+            <w:r>
+              <w:rPr>
+                <w:b w:val="0"/>
+                <w:i w:val="0"/>
+                <w:sz w:val="17"/>
+              </w:rPr>
+              <w:t>Soit CESSILA BOUBANE (josephine) dispose d'un acte de naissance soit n'en dispose pas.</w:t>
+            </w:r>
+          </w:p>
+        </w:tc>
+      </w:tr>
+      <w:tr>
+        <w:tc>
+          <w:tcPr>
+            <w:tcW w:type="dxa" w:w="964"/>
+          </w:tcPr>
+          <w:p>
+            <w:r>
+              <w:rPr>
+                <w:b/>
+                <w:i w:val="0"/>
+                <w:color w:val="EA580C"/>
+                <w:sz w:val="16"/>
+              </w:rPr>
+              <w:t>Moyenne</w:t>
+            </w:r>
+          </w:p>
+        </w:tc>
+        <w:tc>
+          <w:tcPr>
+            <w:tcW w:type="dxa" w:w="1247"/>
+          </w:tcPr>
+          <w:p>
+            <w:r>
+              <w:rPr>
+                <w:b/>
+                <w:i w:val="0"/>
+                <w:sz w:val="16"/>
+              </w:rPr>
+              <w:t>S01</w:t>
+              <w:br/>
+            </w:r>
+            <w:r>
+              <w:rPr>
+                <w:b w:val="0"/>
+                <w:i w:val="0"/>
+                <w:color w:val="64748B"/>
+                <w:sz w:val="14"/>
+              </w:rPr>
+              <w:t>Démographie</w:t>
+            </w:r>
+          </w:p>
+        </w:tc>
+        <w:tc>
+          <w:tcPr>
+            <w:tcW w:type="dxa" w:w="1531"/>
+          </w:tcPr>
+          <w:p>
+            <w:r>
+              <w:rPr>
+                <w:b/>
+                <w:i w:val="0"/>
+                <w:color w:val="16A34A"/>
+                <w:sz w:val="16"/>
+              </w:rPr>
+              <w:t>s01q16, s01q00b, s01q16_autre</w:t>
+            </w:r>
+          </w:p>
+        </w:tc>
+        <w:tc>
+          <w:tcPr>
+            <w:tcW w:type="dxa" w:w="1191"/>
+          </w:tcPr>
+          <w:p>
+            <w:r>
+              <w:rPr>
+                <w:b w:val="0"/>
+                <w:i w:val="0"/>
+                <w:color w:val="64748B"/>
+                <w:sz w:val="16"/>
+              </w:rPr>
+              <w:t>GT-CQ</w:t>
+            </w:r>
+          </w:p>
+        </w:tc>
+        <w:tc>
+          <w:tcPr>
+            <w:tcW w:type="dxa" w:w="4706"/>
+          </w:tcPr>
+          <w:p>
+            <w:r>
+              <w:rPr>
+                <w:b w:val="0"/>
+                <w:i w:val="0"/>
+                <w:sz w:val="17"/>
+              </w:rPr>
+              <w:t>L'ethni de JOSEPHINE BIANQUINCH est Bassari, prière de bien classer cet ethni qui existe soit dans la liste des ethni ou n'éxiste pas comme ethni.</w:t>
+            </w:r>
+          </w:p>
+        </w:tc>
+      </w:tr>
+      <w:tr>
+        <w:tc>
+          <w:tcPr>
+            <w:tcW w:type="dxa" w:w="964"/>
+          </w:tcPr>
+          <w:p>
+            <w:r>
+              <w:rPr>
+                <w:b/>
+                <w:i w:val="0"/>
+                <w:color w:val="EA580C"/>
+                <w:sz w:val="16"/>
+              </w:rPr>
+              <w:t>Moyenne</w:t>
+            </w:r>
+          </w:p>
+        </w:tc>
+        <w:tc>
+          <w:tcPr>
+            <w:tcW w:type="dxa" w:w="1247"/>
+          </w:tcPr>
+          <w:p>
+            <w:r>
+              <w:rPr>
+                <w:b/>
+                <w:i w:val="0"/>
+                <w:sz w:val="16"/>
+              </w:rPr>
+              <w:t>S01</w:t>
+              <w:br/>
+            </w:r>
+            <w:r>
+              <w:rPr>
+                <w:b w:val="0"/>
+                <w:i w:val="0"/>
+                <w:color w:val="64748B"/>
+                <w:sz w:val="14"/>
+              </w:rPr>
+              <w:t>Démographie</w:t>
+            </w:r>
+          </w:p>
+        </w:tc>
+        <w:tc>
+          <w:tcPr>
+            <w:tcW w:type="dxa" w:w="1531"/>
+          </w:tcPr>
+          <w:p>
+            <w:r>
+              <w:rPr>
+                <w:b/>
+                <w:i w:val="0"/>
+                <w:color w:val="16A34A"/>
+                <w:sz w:val="16"/>
+              </w:rPr>
+              <w:t>s01q10_1</w:t>
+            </w:r>
+          </w:p>
+        </w:tc>
+        <w:tc>
+          <w:tcPr>
+            <w:tcW w:type="dxa" w:w="1191"/>
+          </w:tcPr>
+          <w:p>
+            <w:r>
+              <w:rPr>
+                <w:b w:val="0"/>
+                <w:i w:val="0"/>
+                <w:color w:val="64748B"/>
+                <w:sz w:val="16"/>
+              </w:rPr>
+              <w:t>GT-CQ</w:t>
+            </w:r>
+          </w:p>
+        </w:tc>
+        <w:tc>
+          <w:tcPr>
+            <w:tcW w:type="dxa" w:w="4706"/>
+          </w:tcPr>
+          <w:p>
+            <w:r>
+              <w:rPr>
+                <w:b w:val="0"/>
+                <w:i w:val="0"/>
+                <w:sz w:val="17"/>
+              </w:rPr>
+              <w:t>La taille du ménage lors de l'enquête principale (8) de ce ménage est inférieur à la taille du denombrement (12), prière de fournir des explications concrètes ou aller revisiter le ménage.</w:t>
+            </w:r>
+          </w:p>
+        </w:tc>
+      </w:tr>
+      <w:tr>
+        <w:tc>
+          <w:tcPr>
+            <w:tcW w:type="dxa" w:w="964"/>
+          </w:tcPr>
+          <w:p>
+            <w:r>
+              <w:rPr>
+                <w:b/>
+                <w:i w:val="0"/>
+                <w:color w:val="EA580C"/>
+                <w:sz w:val="16"/>
+              </w:rPr>
+              <w:t>Moyenne</w:t>
+            </w:r>
+          </w:p>
+        </w:tc>
+        <w:tc>
+          <w:tcPr>
+            <w:tcW w:type="dxa" w:w="1247"/>
+          </w:tcPr>
+          <w:p>
+            <w:r>
+              <w:rPr>
+                <w:b/>
+                <w:i w:val="0"/>
+                <w:sz w:val="16"/>
+              </w:rPr>
               <w:t>S02</w:t>
               <w:br/>
             </w:r>
@@ -1264,7 +2974,7 @@
                 <w:color w:val="16A34A"/>
                 <w:sz w:val="16"/>
               </w:rPr>
-              <w:t>—</w:t>
+              <w:t>s01q63, s00q04, s02q25, s01q00b, s02q17_2, s02q15_2</w:t>
             </w:r>
           </w:p>
         </w:tc>
@@ -1295,2077 +3005,7 @@
                 <w:i w:val="0"/>
                 <w:sz w:val="17"/>
               </w:rPr>
-              <w:t>Incohérent!! Le niveau d'instruction déclaré par l'un des enfants (Primaire) au niveau de la section 1 de JOSEPHINE BIANQUINCH diffère de celui donné par JOSEPHINE BIANQUINCH lui-même qui affirme ne pas avoir frequenté l'école formelle.</w:t>
-            </w:r>
-          </w:p>
-        </w:tc>
-      </w:tr>
-      <w:tr>
-        <w:tc>
-          <w:tcPr>
-            <w:tcW w:type="dxa" w:w="964"/>
-          </w:tcPr>
-          <w:p>
-            <w:r>
-              <w:rPr>
-                <w:b/>
-                <w:i w:val="0"/>
-                <w:color w:val="DC2626"/>
-                <w:sz w:val="16"/>
-              </w:rPr>
-              <w:t>Haute</w:t>
-            </w:r>
-          </w:p>
-        </w:tc>
-        <w:tc>
-          <w:tcPr>
-            <w:tcW w:type="dxa" w:w="1247"/>
-          </w:tcPr>
-          <w:p>
-            <w:r>
-              <w:rPr>
-                <w:b/>
-                <w:i w:val="0"/>
-                <w:sz w:val="16"/>
-              </w:rPr>
-              <w:t>S11</w:t>
-              <w:br/>
-            </w:r>
-            <w:r>
-              <w:rPr>
-                <w:b w:val="0"/>
-                <w:i w:val="0"/>
-                <w:color w:val="64748B"/>
-                <w:sz w:val="14"/>
-              </w:rPr>
-              <w:t>Logement / cadre de vie</w:t>
-            </w:r>
-          </w:p>
-        </w:tc>
-        <w:tc>
-          <w:tcPr>
-            <w:tcW w:type="dxa" w:w="1531"/>
-          </w:tcPr>
-          <w:p>
-            <w:r>
-              <w:rPr>
-                <w:b/>
-                <w:i w:val="0"/>
-                <w:color w:val="16A34A"/>
-                <w:sz w:val="16"/>
-              </w:rPr>
-              <w:t>—</w:t>
-            </w:r>
-          </w:p>
-        </w:tc>
-        <w:tc>
-          <w:tcPr>
-            <w:tcW w:type="dxa" w:w="1191"/>
-          </w:tcPr>
-          <w:p>
-            <w:r>
-              <w:rPr>
-                <w:b w:val="0"/>
-                <w:i w:val="0"/>
-                <w:color w:val="64748B"/>
-                <w:sz w:val="16"/>
-              </w:rPr>
-              <w:t>GT-CQ</w:t>
-            </w:r>
-          </w:p>
-        </w:tc>
-        <w:tc>
-          <w:tcPr>
-            <w:tcW w:type="dxa" w:w="4706"/>
-          </w:tcPr>
-          <w:p>
-            <w:r>
-              <w:rPr>
-                <w:b w:val="0"/>
-                <w:i w:val="0"/>
-                <w:sz w:val="17"/>
-              </w:rPr>
-              <w:t>Incoherence!! Le ménage a depensé .</w:t>
-            </w:r>
-          </w:p>
-        </w:tc>
-      </w:tr>
-      <w:tr>
-        <w:tc>
-          <w:tcPr>
-            <w:tcW w:type="dxa" w:w="964"/>
-          </w:tcPr>
-          <w:p>
-            <w:r>
-              <w:rPr>
-                <w:b/>
-                <w:i w:val="0"/>
-                <w:color w:val="DC2626"/>
-                <w:sz w:val="16"/>
-              </w:rPr>
-              <w:t>Haute</w:t>
-            </w:r>
-          </w:p>
-        </w:tc>
-        <w:tc>
-          <w:tcPr>
-            <w:tcW w:type="dxa" w:w="1247"/>
-          </w:tcPr>
-          <w:p>
-            <w:r>
-              <w:rPr>
-                <w:b/>
-                <w:i w:val="0"/>
-                <w:sz w:val="16"/>
-              </w:rPr>
-              <w:t>S11</w:t>
-              <w:br/>
-            </w:r>
-            <w:r>
-              <w:rPr>
-                <w:b w:val="0"/>
-                <w:i w:val="0"/>
-                <w:color w:val="64748B"/>
-                <w:sz w:val="14"/>
-              </w:rPr>
-              <w:t>Logement / cadre de vie</w:t>
-            </w:r>
-          </w:p>
-        </w:tc>
-        <w:tc>
-          <w:tcPr>
-            <w:tcW w:type="dxa" w:w="1531"/>
-          </w:tcPr>
-          <w:p>
-            <w:r>
-              <w:rPr>
-                <w:b/>
-                <w:i w:val="0"/>
-                <w:color w:val="16A34A"/>
-                <w:sz w:val="16"/>
-              </w:rPr>
-              <w:t>s01q29, s01q31, s04q24, s00q04, s11q21, s09fq03, s09fq011</w:t>
-            </w:r>
-          </w:p>
-        </w:tc>
-        <w:tc>
-          <w:tcPr>
-            <w:tcW w:type="dxa" w:w="1191"/>
-          </w:tcPr>
-          <w:p>
-            <w:r>
-              <w:rPr>
-                <w:b w:val="0"/>
-                <w:i w:val="0"/>
-                <w:color w:val="64748B"/>
-                <w:sz w:val="16"/>
-              </w:rPr>
-              <w:t>GT-CQ</w:t>
-            </w:r>
-          </w:p>
-        </w:tc>
-        <w:tc>
-          <w:tcPr>
-            <w:tcW w:type="dxa" w:w="4706"/>
-          </w:tcPr>
-          <w:p>
-            <w:r>
-              <w:rPr>
-                <w:b w:val="0"/>
-                <w:i w:val="0"/>
-                <w:sz w:val="17"/>
-              </w:rPr>
-              <w:t>FCFA dans Frais de connexion au réseau de distribution d'eau mais dit ne pas être connecté à un réseau d'eau courante, prière de corriger cette incoherence</w:t>
-            </w:r>
-          </w:p>
-        </w:tc>
-      </w:tr>
-      <w:tr>
-        <w:tc>
-          <w:tcPr>
-            <w:tcW w:type="dxa" w:w="964"/>
-          </w:tcPr>
-          <w:p>
-            <w:r>
-              <w:rPr>
-                <w:b/>
-                <w:i w:val="0"/>
-                <w:color w:val="EA580C"/>
-                <w:sz w:val="16"/>
-              </w:rPr>
-              <w:t>Moyenne</w:t>
-            </w:r>
-          </w:p>
-        </w:tc>
-        <w:tc>
-          <w:tcPr>
-            <w:tcW w:type="dxa" w:w="1247"/>
-          </w:tcPr>
-          <w:p>
-            <w:r>
-              <w:rPr>
-                <w:b/>
-                <w:i w:val="0"/>
-                <w:sz w:val="16"/>
-              </w:rPr>
-              <w:t>S00</w:t>
-              <w:br/>
-            </w:r>
-            <w:r>
-              <w:rPr>
-                <w:b w:val="0"/>
-                <w:i w:val="0"/>
-                <w:color w:val="64748B"/>
-                <w:sz w:val="14"/>
-              </w:rPr>
-              <w:t>Identification</w:t>
-            </w:r>
-          </w:p>
-        </w:tc>
-        <w:tc>
-          <w:tcPr>
-            <w:tcW w:type="dxa" w:w="1531"/>
-          </w:tcPr>
-          <w:p>
-            <w:r>
-              <w:rPr>
-                <w:b/>
-                <w:i w:val="0"/>
-                <w:color w:val="16A34A"/>
-                <w:sz w:val="16"/>
-              </w:rPr>
-              <w:t>—</w:t>
-            </w:r>
-          </w:p>
-        </w:tc>
-        <w:tc>
-          <w:tcPr>
-            <w:tcW w:type="dxa" w:w="1191"/>
-          </w:tcPr>
-          <w:p>
-            <w:r>
-              <w:rPr>
-                <w:b w:val="0"/>
-                <w:i w:val="0"/>
-                <w:color w:val="64748B"/>
-                <w:sz w:val="16"/>
-              </w:rPr>
-              <w:t>GT-CQ</w:t>
-            </w:r>
-          </w:p>
-        </w:tc>
-        <w:tc>
-          <w:tcPr>
-            <w:tcW w:type="dxa" w:w="4706"/>
-          </w:tcPr>
-          <w:p>
-            <w:r>
-              <w:rPr>
-                <w:b w:val="0"/>
-                <w:i w:val="0"/>
-                <w:sz w:val="17"/>
-              </w:rPr>
-              <w:t>L'adresse ou la localisation du ménage doit être bien renseignée, ne doit pas contenir des numéros de téléphone et elle semble courte pour être une adresse.</w:t>
-            </w:r>
-          </w:p>
-        </w:tc>
-      </w:tr>
-      <w:tr>
-        <w:tc>
-          <w:tcPr>
-            <w:tcW w:type="dxa" w:w="964"/>
-          </w:tcPr>
-          <w:p>
-            <w:r>
-              <w:rPr>
-                <w:b/>
-                <w:i w:val="0"/>
-                <w:color w:val="EA580C"/>
-                <w:sz w:val="16"/>
-              </w:rPr>
-              <w:t>Moyenne</w:t>
-            </w:r>
-          </w:p>
-        </w:tc>
-        <w:tc>
-          <w:tcPr>
-            <w:tcW w:type="dxa" w:w="1247"/>
-          </w:tcPr>
-          <w:p>
-            <w:r>
-              <w:rPr>
-                <w:b/>
-                <w:i w:val="0"/>
-                <w:sz w:val="16"/>
-              </w:rPr>
-              <w:t>S00</w:t>
-              <w:br/>
-            </w:r>
-            <w:r>
-              <w:rPr>
-                <w:b w:val="0"/>
-                <w:i w:val="0"/>
-                <w:color w:val="64748B"/>
-                <w:sz w:val="14"/>
-              </w:rPr>
-              <w:t>Identification</w:t>
-            </w:r>
-          </w:p>
-        </w:tc>
-        <w:tc>
-          <w:tcPr>
-            <w:tcW w:type="dxa" w:w="1531"/>
-          </w:tcPr>
-          <w:p>
-            <w:r>
-              <w:rPr>
-                <w:b/>
-                <w:i w:val="0"/>
-                <w:color w:val="16A34A"/>
-                <w:sz w:val="16"/>
-              </w:rPr>
-              <w:t>s00q08, s00q10</w:t>
-            </w:r>
-          </w:p>
-        </w:tc>
-        <w:tc>
-          <w:tcPr>
-            <w:tcW w:type="dxa" w:w="1191"/>
-          </w:tcPr>
-          <w:p>
-            <w:r>
-              <w:rPr>
-                <w:b w:val="0"/>
-                <w:i w:val="0"/>
-                <w:color w:val="64748B"/>
-                <w:sz w:val="16"/>
-              </w:rPr>
-              <w:t>GT-CQ</w:t>
-            </w:r>
-          </w:p>
-        </w:tc>
-        <w:tc>
-          <w:tcPr>
-            <w:tcW w:type="dxa" w:w="4706"/>
-          </w:tcPr>
-          <w:p>
-            <w:r>
-              <w:rPr>
-                <w:b w:val="0"/>
-                <w:i w:val="0"/>
-                <w:sz w:val="17"/>
-              </w:rPr>
-              <w:t>Prière de renseigner la bonne adresse.Le ménage de ALBERTINE BOUBANE n'est pas un ménage sélectionné mais soit plutot un ménage de remplacement s'il a été réellement enquêté sinon remettez-le au ménage non rempli.</w:t>
-            </w:r>
-          </w:p>
-        </w:tc>
-      </w:tr>
-      <w:tr>
-        <w:tc>
-          <w:tcPr>
-            <w:tcW w:type="dxa" w:w="964"/>
-          </w:tcPr>
-          <w:p>
-            <w:r>
-              <w:rPr>
-                <w:b/>
-                <w:i w:val="0"/>
-                <w:color w:val="EA580C"/>
-                <w:sz w:val="16"/>
-              </w:rPr>
-              <w:t>Moyenne</w:t>
-            </w:r>
-          </w:p>
-        </w:tc>
-        <w:tc>
-          <w:tcPr>
-            <w:tcW w:type="dxa" w:w="1247"/>
-          </w:tcPr>
-          <w:p>
-            <w:r>
-              <w:rPr>
-                <w:b/>
-                <w:i w:val="0"/>
-                <w:sz w:val="16"/>
-              </w:rPr>
-              <w:t>S01</w:t>
-              <w:br/>
-            </w:r>
-            <w:r>
-              <w:rPr>
-                <w:b w:val="0"/>
-                <w:i w:val="0"/>
-                <w:color w:val="64748B"/>
-                <w:sz w:val="14"/>
-              </w:rPr>
-              <w:t>Démographie</w:t>
-            </w:r>
-          </w:p>
-        </w:tc>
-        <w:tc>
-          <w:tcPr>
-            <w:tcW w:type="dxa" w:w="1531"/>
-          </w:tcPr>
-          <w:p>
-            <w:r>
-              <w:rPr>
-                <w:b/>
-                <w:i w:val="0"/>
-                <w:color w:val="16A34A"/>
-                <w:sz w:val="16"/>
-              </w:rPr>
-              <w:t>s1q05</w:t>
-            </w:r>
-          </w:p>
-        </w:tc>
-        <w:tc>
-          <w:tcPr>
-            <w:tcW w:type="dxa" w:w="1191"/>
-          </w:tcPr>
-          <w:p>
-            <w:r>
-              <w:rPr>
-                <w:b w:val="0"/>
-                <w:i w:val="0"/>
-                <w:color w:val="64748B"/>
-                <w:sz w:val="16"/>
-              </w:rPr>
-              <w:t>GT-CQ</w:t>
-            </w:r>
-          </w:p>
-        </w:tc>
-        <w:tc>
-          <w:tcPr>
-            <w:tcW w:type="dxa" w:w="4706"/>
-          </w:tcPr>
-          <w:p>
-            <w:r>
-              <w:rPr>
-                <w:b w:val="0"/>
-                <w:i w:val="0"/>
-                <w:sz w:val="17"/>
-              </w:rPr>
-              <w:t>Attention! Il ne devrait pas avoir NC parmis les modalité de la variable s1q05.</w:t>
-            </w:r>
-          </w:p>
-        </w:tc>
-      </w:tr>
-      <w:tr>
-        <w:tc>
-          <w:tcPr>
-            <w:tcW w:type="dxa" w:w="964"/>
-          </w:tcPr>
-          <w:p>
-            <w:r>
-              <w:rPr>
-                <w:b/>
-                <w:i w:val="0"/>
-                <w:color w:val="EA580C"/>
-                <w:sz w:val="16"/>
-              </w:rPr>
-              <w:t>Moyenne</w:t>
-            </w:r>
-          </w:p>
-        </w:tc>
-        <w:tc>
-          <w:tcPr>
-            <w:tcW w:type="dxa" w:w="1247"/>
-          </w:tcPr>
-          <w:p>
-            <w:r>
-              <w:rPr>
-                <w:b/>
-                <w:i w:val="0"/>
-                <w:sz w:val="16"/>
-              </w:rPr>
-              <w:t>S01</w:t>
-              <w:br/>
-            </w:r>
-            <w:r>
-              <w:rPr>
-                <w:b w:val="0"/>
-                <w:i w:val="0"/>
-                <w:color w:val="64748B"/>
-                <w:sz w:val="14"/>
-              </w:rPr>
-              <w:t>Démographie</w:t>
-            </w:r>
-          </w:p>
-        </w:tc>
-        <w:tc>
-          <w:tcPr>
-            <w:tcW w:type="dxa" w:w="1531"/>
-          </w:tcPr>
-          <w:p>
-            <w:r>
-              <w:rPr>
-                <w:b/>
-                <w:i w:val="0"/>
-                <w:color w:val="16A34A"/>
-                <w:sz w:val="16"/>
-              </w:rPr>
-              <w:t>—</w:t>
-            </w:r>
-          </w:p>
-        </w:tc>
-        <w:tc>
-          <w:tcPr>
-            <w:tcW w:type="dxa" w:w="1191"/>
-          </w:tcPr>
-          <w:p>
-            <w:r>
-              <w:rPr>
-                <w:b w:val="0"/>
-                <w:i w:val="0"/>
-                <w:color w:val="64748B"/>
-                <w:sz w:val="16"/>
-              </w:rPr>
-              <w:t>GT-CQ</w:t>
-            </w:r>
-          </w:p>
-        </w:tc>
-        <w:tc>
-          <w:tcPr>
-            <w:tcW w:type="dxa" w:w="4706"/>
-          </w:tcPr>
-          <w:p>
-            <w:r>
-              <w:rPr>
-                <w:b w:val="0"/>
-                <w:i w:val="0"/>
-                <w:sz w:val="17"/>
-              </w:rPr>
-              <w:t>Soit AISSATOU DIAN DIALLO (ROSE) dispose d'un acte de naissance soit n'en dispose pas.</w:t>
-            </w:r>
-          </w:p>
-        </w:tc>
-      </w:tr>
-      <w:tr>
-        <w:tc>
-          <w:tcPr>
-            <w:tcW w:type="dxa" w:w="964"/>
-          </w:tcPr>
-          <w:p>
-            <w:r>
-              <w:rPr>
-                <w:b/>
-                <w:i w:val="0"/>
-                <w:color w:val="EA580C"/>
-                <w:sz w:val="16"/>
-              </w:rPr>
-              <w:t>Moyenne</w:t>
-            </w:r>
-          </w:p>
-        </w:tc>
-        <w:tc>
-          <w:tcPr>
-            <w:tcW w:type="dxa" w:w="1247"/>
-          </w:tcPr>
-          <w:p>
-            <w:r>
-              <w:rPr>
-                <w:b/>
-                <w:i w:val="0"/>
-                <w:sz w:val="16"/>
-              </w:rPr>
-              <w:t>S01</w:t>
-              <w:br/>
-            </w:r>
-            <w:r>
-              <w:rPr>
-                <w:b w:val="0"/>
-                <w:i w:val="0"/>
-                <w:color w:val="64748B"/>
-                <w:sz w:val="14"/>
-              </w:rPr>
-              <w:t>Démographie</w:t>
-            </w:r>
-          </w:p>
-        </w:tc>
-        <w:tc>
-          <w:tcPr>
-            <w:tcW w:type="dxa" w:w="1531"/>
-          </w:tcPr>
-          <w:p>
-            <w:r>
-              <w:rPr>
-                <w:b/>
-                <w:i w:val="0"/>
-                <w:color w:val="16A34A"/>
-                <w:sz w:val="16"/>
-              </w:rPr>
-              <w:t>—</w:t>
-            </w:r>
-          </w:p>
-        </w:tc>
-        <w:tc>
-          <w:tcPr>
-            <w:tcW w:type="dxa" w:w="1191"/>
-          </w:tcPr>
-          <w:p>
-            <w:r>
-              <w:rPr>
-                <w:b w:val="0"/>
-                <w:i w:val="0"/>
-                <w:color w:val="64748B"/>
-                <w:sz w:val="16"/>
-              </w:rPr>
-              <w:t>GT-CQ</w:t>
-            </w:r>
-          </w:p>
-        </w:tc>
-        <w:tc>
-          <w:tcPr>
-            <w:tcW w:type="dxa" w:w="4706"/>
-          </w:tcPr>
-          <w:p>
-            <w:r>
-              <w:rPr>
-                <w:b w:val="0"/>
-                <w:i w:val="0"/>
-                <w:sz w:val="17"/>
-              </w:rPr>
-              <w:t>Prière de verifier l'information donnée par AISSATOU DIAN DIALLO (ROSE) ou corriger au niveau de la section 1.</w:t>
-            </w:r>
-          </w:p>
-        </w:tc>
-      </w:tr>
-      <w:tr>
-        <w:tc>
-          <w:tcPr>
-            <w:tcW w:type="dxa" w:w="964"/>
-          </w:tcPr>
-          <w:p>
-            <w:r>
-              <w:rPr>
-                <w:b/>
-                <w:i w:val="0"/>
-                <w:color w:val="EA580C"/>
-                <w:sz w:val="16"/>
-              </w:rPr>
-              <w:t>Moyenne</w:t>
-            </w:r>
-          </w:p>
-        </w:tc>
-        <w:tc>
-          <w:tcPr>
-            <w:tcW w:type="dxa" w:w="1247"/>
-          </w:tcPr>
-          <w:p>
-            <w:r>
-              <w:rPr>
-                <w:b/>
-                <w:i w:val="0"/>
-                <w:sz w:val="16"/>
-              </w:rPr>
-              <w:t>S01</w:t>
-              <w:br/>
-            </w:r>
-            <w:r>
-              <w:rPr>
-                <w:b w:val="0"/>
-                <w:i w:val="0"/>
-                <w:color w:val="64748B"/>
-                <w:sz w:val="14"/>
-              </w:rPr>
-              <w:t>Démographie</w:t>
-            </w:r>
-          </w:p>
-        </w:tc>
-        <w:tc>
-          <w:tcPr>
-            <w:tcW w:type="dxa" w:w="1531"/>
-          </w:tcPr>
-          <w:p>
-            <w:r>
-              <w:rPr>
-                <w:b/>
-                <w:i w:val="0"/>
-                <w:color w:val="16A34A"/>
-                <w:sz w:val="16"/>
-              </w:rPr>
-              <w:t>—</w:t>
-            </w:r>
-          </w:p>
-        </w:tc>
-        <w:tc>
-          <w:tcPr>
-            <w:tcW w:type="dxa" w:w="1191"/>
-          </w:tcPr>
-          <w:p>
-            <w:r>
-              <w:rPr>
-                <w:b w:val="0"/>
-                <w:i w:val="0"/>
-                <w:color w:val="64748B"/>
-                <w:sz w:val="16"/>
-              </w:rPr>
-              <w:t>GT-CQ</w:t>
-            </w:r>
-          </w:p>
-        </w:tc>
-        <w:tc>
-          <w:tcPr>
-            <w:tcW w:type="dxa" w:w="4706"/>
-          </w:tcPr>
-          <w:p>
-            <w:r>
-              <w:rPr>
-                <w:b w:val="0"/>
-                <w:i w:val="0"/>
-                <w:sz w:val="17"/>
-              </w:rPr>
-              <w:t>Soit MAMADOU DIALLO ( rose) dispose d'un acte de naissance soit n'en dispose pas.</w:t>
-            </w:r>
-          </w:p>
-        </w:tc>
-      </w:tr>
-      <w:tr>
-        <w:tc>
-          <w:tcPr>
-            <w:tcW w:type="dxa" w:w="964"/>
-          </w:tcPr>
-          <w:p>
-            <w:r>
-              <w:rPr>
-                <w:b/>
-                <w:i w:val="0"/>
-                <w:color w:val="EA580C"/>
-                <w:sz w:val="16"/>
-              </w:rPr>
-              <w:t>Moyenne</w:t>
-            </w:r>
-          </w:p>
-        </w:tc>
-        <w:tc>
-          <w:tcPr>
-            <w:tcW w:type="dxa" w:w="1247"/>
-          </w:tcPr>
-          <w:p>
-            <w:r>
-              <w:rPr>
-                <w:b/>
-                <w:i w:val="0"/>
-                <w:sz w:val="16"/>
-              </w:rPr>
-              <w:t>S01</w:t>
-              <w:br/>
-            </w:r>
-            <w:r>
-              <w:rPr>
-                <w:b w:val="0"/>
-                <w:i w:val="0"/>
-                <w:color w:val="64748B"/>
-                <w:sz w:val="14"/>
-              </w:rPr>
-              <w:t>Démographie</w:t>
-            </w:r>
-          </w:p>
-        </w:tc>
-        <w:tc>
-          <w:tcPr>
-            <w:tcW w:type="dxa" w:w="1531"/>
-          </w:tcPr>
-          <w:p>
-            <w:r>
-              <w:rPr>
-                <w:b/>
-                <w:i w:val="0"/>
-                <w:color w:val="16A34A"/>
-                <w:sz w:val="16"/>
-              </w:rPr>
-              <w:t>—</w:t>
-            </w:r>
-          </w:p>
-        </w:tc>
-        <w:tc>
-          <w:tcPr>
-            <w:tcW w:type="dxa" w:w="1191"/>
-          </w:tcPr>
-          <w:p>
-            <w:r>
-              <w:rPr>
-                <w:b w:val="0"/>
-                <w:i w:val="0"/>
-                <w:color w:val="64748B"/>
-                <w:sz w:val="16"/>
-              </w:rPr>
-              <w:t>GT-CQ</w:t>
-            </w:r>
-          </w:p>
-        </w:tc>
-        <w:tc>
-          <w:tcPr>
-            <w:tcW w:type="dxa" w:w="4706"/>
-          </w:tcPr>
-          <w:p>
-            <w:r>
-              <w:rPr>
-                <w:b w:val="0"/>
-                <w:i w:val="0"/>
-                <w:sz w:val="17"/>
-              </w:rPr>
-              <w:t>Prière de verifier l'information donnée par MAMADOU DIALLO ( rose) ou corriger au niveau de la section 1.</w:t>
-            </w:r>
-          </w:p>
-        </w:tc>
-      </w:tr>
-      <w:tr>
-        <w:tc>
-          <w:tcPr>
-            <w:tcW w:type="dxa" w:w="964"/>
-          </w:tcPr>
-          <w:p>
-            <w:r>
-              <w:rPr>
-                <w:b/>
-                <w:i w:val="0"/>
-                <w:color w:val="EA580C"/>
-                <w:sz w:val="16"/>
-              </w:rPr>
-              <w:t>Moyenne</w:t>
-            </w:r>
-          </w:p>
-        </w:tc>
-        <w:tc>
-          <w:tcPr>
-            <w:tcW w:type="dxa" w:w="1247"/>
-          </w:tcPr>
-          <w:p>
-            <w:r>
-              <w:rPr>
-                <w:b/>
-                <w:i w:val="0"/>
-                <w:sz w:val="16"/>
-              </w:rPr>
-              <w:t>S01</w:t>
-              <w:br/>
-            </w:r>
-            <w:r>
-              <w:rPr>
-                <w:b w:val="0"/>
-                <w:i w:val="0"/>
-                <w:color w:val="64748B"/>
-                <w:sz w:val="14"/>
-              </w:rPr>
-              <w:t>Démographie</w:t>
-            </w:r>
-          </w:p>
-        </w:tc>
-        <w:tc>
-          <w:tcPr>
-            <w:tcW w:type="dxa" w:w="1531"/>
-          </w:tcPr>
-          <w:p>
-            <w:r>
-              <w:rPr>
-                <w:b/>
-                <w:i w:val="0"/>
-                <w:color w:val="16A34A"/>
-                <w:sz w:val="16"/>
-              </w:rPr>
-              <w:t>s01q16, s01q00b, s01q16_autre</w:t>
-            </w:r>
-          </w:p>
-        </w:tc>
-        <w:tc>
-          <w:tcPr>
-            <w:tcW w:type="dxa" w:w="1191"/>
-          </w:tcPr>
-          <w:p>
-            <w:r>
-              <w:rPr>
-                <w:b w:val="0"/>
-                <w:i w:val="0"/>
-                <w:color w:val="64748B"/>
-                <w:sz w:val="16"/>
-              </w:rPr>
-              <w:t>GT-CQ</w:t>
-            </w:r>
-          </w:p>
-        </w:tc>
-        <w:tc>
-          <w:tcPr>
-            <w:tcW w:type="dxa" w:w="4706"/>
-          </w:tcPr>
-          <w:p>
-            <w:r>
-              <w:rPr>
-                <w:b w:val="0"/>
-                <w:i w:val="0"/>
-                <w:sz w:val="17"/>
-              </w:rPr>
-              <w:t>L'ethni de KIPERINE (TAMA) BINDIA est BASSARI, prière de bien classer cet ethni qui existe soit dans la liste des ethni ou n'éxiste pas comme ethni.</w:t>
-            </w:r>
-          </w:p>
-        </w:tc>
-      </w:tr>
-      <w:tr>
-        <w:tc>
-          <w:tcPr>
-            <w:tcW w:type="dxa" w:w="964"/>
-          </w:tcPr>
-          <w:p>
-            <w:r>
-              <w:rPr>
-                <w:b/>
-                <w:i w:val="0"/>
-                <w:color w:val="EA580C"/>
-                <w:sz w:val="16"/>
-              </w:rPr>
-              <w:t>Moyenne</w:t>
-            </w:r>
-          </w:p>
-        </w:tc>
-        <w:tc>
-          <w:tcPr>
-            <w:tcW w:type="dxa" w:w="1247"/>
-          </w:tcPr>
-          <w:p>
-            <w:r>
-              <w:rPr>
-                <w:b/>
-                <w:i w:val="0"/>
-                <w:sz w:val="16"/>
-              </w:rPr>
-              <w:t>S01</w:t>
-              <w:br/>
-            </w:r>
-            <w:r>
-              <w:rPr>
-                <w:b w:val="0"/>
-                <w:i w:val="0"/>
-                <w:color w:val="64748B"/>
-                <w:sz w:val="14"/>
-              </w:rPr>
-              <w:t>Démographie</w:t>
-            </w:r>
-          </w:p>
-        </w:tc>
-        <w:tc>
-          <w:tcPr>
-            <w:tcW w:type="dxa" w:w="1531"/>
-          </w:tcPr>
-          <w:p>
-            <w:r>
-              <w:rPr>
-                <w:b/>
-                <w:i w:val="0"/>
-                <w:color w:val="16A34A"/>
-                <w:sz w:val="16"/>
-              </w:rPr>
-              <w:t>s01q16, s01q00b, s01q16_autre</w:t>
-            </w:r>
-          </w:p>
-        </w:tc>
-        <w:tc>
-          <w:tcPr>
-            <w:tcW w:type="dxa" w:w="1191"/>
-          </w:tcPr>
-          <w:p>
-            <w:r>
-              <w:rPr>
-                <w:b w:val="0"/>
-                <w:i w:val="0"/>
-                <w:color w:val="64748B"/>
-                <w:sz w:val="16"/>
-              </w:rPr>
-              <w:t>GT-CQ</w:t>
-            </w:r>
-          </w:p>
-        </w:tc>
-        <w:tc>
-          <w:tcPr>
-            <w:tcW w:type="dxa" w:w="4706"/>
-          </w:tcPr>
-          <w:p>
-            <w:r>
-              <w:rPr>
-                <w:b w:val="0"/>
-                <w:i w:val="0"/>
-                <w:sz w:val="17"/>
-              </w:rPr>
-              <w:t>L'ethni de ROBENOUKE (ALBERTINE) BINDIA est Bassari, prière de bien classer cet ethni qui existe soit dans la liste des ethni ou n'éxiste pas comme ethni.</w:t>
-            </w:r>
-          </w:p>
-        </w:tc>
-      </w:tr>
-      <w:tr>
-        <w:tc>
-          <w:tcPr>
-            <w:tcW w:type="dxa" w:w="964"/>
-          </w:tcPr>
-          <w:p>
-            <w:r>
-              <w:rPr>
-                <w:b/>
-                <w:i w:val="0"/>
-                <w:color w:val="EA580C"/>
-                <w:sz w:val="16"/>
-              </w:rPr>
-              <w:t>Moyenne</w:t>
-            </w:r>
-          </w:p>
-        </w:tc>
-        <w:tc>
-          <w:tcPr>
-            <w:tcW w:type="dxa" w:w="1247"/>
-          </w:tcPr>
-          <w:p>
-            <w:r>
-              <w:rPr>
-                <w:b/>
-                <w:i w:val="0"/>
-                <w:sz w:val="16"/>
-              </w:rPr>
-              <w:t>S01</w:t>
-              <w:br/>
-            </w:r>
-            <w:r>
-              <w:rPr>
-                <w:b w:val="0"/>
-                <w:i w:val="0"/>
-                <w:color w:val="64748B"/>
-                <w:sz w:val="14"/>
-              </w:rPr>
-              <w:t>Démographie</w:t>
-            </w:r>
-          </w:p>
-        </w:tc>
-        <w:tc>
-          <w:tcPr>
-            <w:tcW w:type="dxa" w:w="1531"/>
-          </w:tcPr>
-          <w:p>
-            <w:r>
-              <w:rPr>
-                <w:b/>
-                <w:i w:val="0"/>
-                <w:color w:val="16A34A"/>
-                <w:sz w:val="16"/>
-              </w:rPr>
-              <w:t>s01q16, s01q00b, s01q16_autre</w:t>
-            </w:r>
-          </w:p>
-        </w:tc>
-        <w:tc>
-          <w:tcPr>
-            <w:tcW w:type="dxa" w:w="1191"/>
-          </w:tcPr>
-          <w:p>
-            <w:r>
-              <w:rPr>
-                <w:b w:val="0"/>
-                <w:i w:val="0"/>
-                <w:color w:val="64748B"/>
-                <w:sz w:val="16"/>
-              </w:rPr>
-              <w:t>GT-CQ</w:t>
-            </w:r>
-          </w:p>
-        </w:tc>
-        <w:tc>
-          <w:tcPr>
-            <w:tcW w:type="dxa" w:w="4706"/>
-          </w:tcPr>
-          <w:p>
-            <w:r>
-              <w:rPr>
-                <w:b w:val="0"/>
-                <w:i w:val="0"/>
-                <w:sz w:val="17"/>
-              </w:rPr>
-              <w:t>L'ethni de ROSE TACKY BENDIA est bassari, prière de bien classer cet ethni qui existe soit dans la liste des ethni ou n'éxiste pas comme ethni.</w:t>
-            </w:r>
-          </w:p>
-        </w:tc>
-      </w:tr>
-      <w:tr>
-        <w:tc>
-          <w:tcPr>
-            <w:tcW w:type="dxa" w:w="964"/>
-          </w:tcPr>
-          <w:p>
-            <w:r>
-              <w:rPr>
-                <w:b/>
-                <w:i w:val="0"/>
-                <w:color w:val="EA580C"/>
-                <w:sz w:val="16"/>
-              </w:rPr>
-              <w:t>Moyenne</w:t>
-            </w:r>
-          </w:p>
-        </w:tc>
-        <w:tc>
-          <w:tcPr>
-            <w:tcW w:type="dxa" w:w="1247"/>
-          </w:tcPr>
-          <w:p>
-            <w:r>
-              <w:rPr>
-                <w:b/>
-                <w:i w:val="0"/>
-                <w:sz w:val="16"/>
-              </w:rPr>
-              <w:t>S01</w:t>
-              <w:br/>
-            </w:r>
-            <w:r>
-              <w:rPr>
-                <w:b w:val="0"/>
-                <w:i w:val="0"/>
-                <w:color w:val="64748B"/>
-                <w:sz w:val="14"/>
-              </w:rPr>
-              <w:t>Démographie</w:t>
-            </w:r>
-          </w:p>
-        </w:tc>
-        <w:tc>
-          <w:tcPr>
-            <w:tcW w:type="dxa" w:w="1531"/>
-          </w:tcPr>
-          <w:p>
-            <w:r>
-              <w:rPr>
-                <w:b/>
-                <w:i w:val="0"/>
-                <w:color w:val="16A34A"/>
-                <w:sz w:val="16"/>
-              </w:rPr>
-              <w:t>s01q16, s01q00b, s01q16_autre</w:t>
-            </w:r>
-          </w:p>
-        </w:tc>
-        <w:tc>
-          <w:tcPr>
-            <w:tcW w:type="dxa" w:w="1191"/>
-          </w:tcPr>
-          <w:p>
-            <w:r>
-              <w:rPr>
-                <w:b w:val="0"/>
-                <w:i w:val="0"/>
-                <w:color w:val="64748B"/>
-                <w:sz w:val="16"/>
-              </w:rPr>
-              <w:t>GT-CQ</w:t>
-            </w:r>
-          </w:p>
-        </w:tc>
-        <w:tc>
-          <w:tcPr>
-            <w:tcW w:type="dxa" w:w="4706"/>
-          </w:tcPr>
-          <w:p>
-            <w:r>
-              <w:rPr>
-                <w:b w:val="0"/>
-                <w:i w:val="0"/>
-                <w:sz w:val="17"/>
-              </w:rPr>
-              <w:t>L'ethni de CESSILA BOUBANE (josephine) est bassarie, prière de bien classer cet ethni qui existe soit dans la liste des ethni ou n'éxiste pas comme ethni.</w:t>
-            </w:r>
-          </w:p>
-        </w:tc>
-      </w:tr>
-      <w:tr>
-        <w:tc>
-          <w:tcPr>
-            <w:tcW w:type="dxa" w:w="964"/>
-          </w:tcPr>
-          <w:p>
-            <w:r>
-              <w:rPr>
-                <w:b/>
-                <w:i w:val="0"/>
-                <w:color w:val="EA580C"/>
-                <w:sz w:val="16"/>
-              </w:rPr>
-              <w:t>Moyenne</w:t>
-            </w:r>
-          </w:p>
-        </w:tc>
-        <w:tc>
-          <w:tcPr>
-            <w:tcW w:type="dxa" w:w="1247"/>
-          </w:tcPr>
-          <w:p>
-            <w:r>
-              <w:rPr>
-                <w:b/>
-                <w:i w:val="0"/>
-                <w:sz w:val="16"/>
-              </w:rPr>
-              <w:t>S01</w:t>
-              <w:br/>
-            </w:r>
-            <w:r>
-              <w:rPr>
-                <w:b w:val="0"/>
-                <w:i w:val="0"/>
-                <w:color w:val="64748B"/>
-                <w:sz w:val="14"/>
-              </w:rPr>
-              <w:t>Démographie</w:t>
-            </w:r>
-          </w:p>
-        </w:tc>
-        <w:tc>
-          <w:tcPr>
-            <w:tcW w:type="dxa" w:w="1531"/>
-          </w:tcPr>
-          <w:p>
-            <w:r>
-              <w:rPr>
-                <w:b/>
-                <w:i w:val="0"/>
-                <w:color w:val="16A34A"/>
-                <w:sz w:val="16"/>
-              </w:rPr>
-              <w:t>—</w:t>
-            </w:r>
-          </w:p>
-        </w:tc>
-        <w:tc>
-          <w:tcPr>
-            <w:tcW w:type="dxa" w:w="1191"/>
-          </w:tcPr>
-          <w:p>
-            <w:r>
-              <w:rPr>
-                <w:b w:val="0"/>
-                <w:i w:val="0"/>
-                <w:color w:val="64748B"/>
-                <w:sz w:val="16"/>
-              </w:rPr>
-              <w:t>GT-CQ</w:t>
-            </w:r>
-          </w:p>
-        </w:tc>
-        <w:tc>
-          <w:tcPr>
-            <w:tcW w:type="dxa" w:w="4706"/>
-          </w:tcPr>
-          <w:p>
-            <w:r>
-              <w:rPr>
-                <w:b w:val="0"/>
-                <w:i w:val="0"/>
-                <w:sz w:val="17"/>
-              </w:rPr>
-              <w:t>Soit CESSILA BOUBANE (josephine) dispose d'un acte de naissance soit n'en dispose pas.</w:t>
-            </w:r>
-          </w:p>
-        </w:tc>
-      </w:tr>
-      <w:tr>
-        <w:tc>
-          <w:tcPr>
-            <w:tcW w:type="dxa" w:w="964"/>
-          </w:tcPr>
-          <w:p>
-            <w:r>
-              <w:rPr>
-                <w:b/>
-                <w:i w:val="0"/>
-                <w:color w:val="EA580C"/>
-                <w:sz w:val="16"/>
-              </w:rPr>
-              <w:t>Moyenne</w:t>
-            </w:r>
-          </w:p>
-        </w:tc>
-        <w:tc>
-          <w:tcPr>
-            <w:tcW w:type="dxa" w:w="1247"/>
-          </w:tcPr>
-          <w:p>
-            <w:r>
-              <w:rPr>
-                <w:b/>
-                <w:i w:val="0"/>
-                <w:sz w:val="16"/>
-              </w:rPr>
-              <w:t>S01</w:t>
-              <w:br/>
-            </w:r>
-            <w:r>
-              <w:rPr>
-                <w:b w:val="0"/>
-                <w:i w:val="0"/>
-                <w:color w:val="64748B"/>
-                <w:sz w:val="14"/>
-              </w:rPr>
-              <w:t>Démographie</w:t>
-            </w:r>
-          </w:p>
-        </w:tc>
-        <w:tc>
-          <w:tcPr>
-            <w:tcW w:type="dxa" w:w="1531"/>
-          </w:tcPr>
-          <w:p>
-            <w:r>
-              <w:rPr>
-                <w:b/>
-                <w:i w:val="0"/>
-                <w:color w:val="16A34A"/>
-                <w:sz w:val="16"/>
-              </w:rPr>
-              <w:t>s01q16, s01q00b, s01q16_autre</w:t>
-            </w:r>
-          </w:p>
-        </w:tc>
-        <w:tc>
-          <w:tcPr>
-            <w:tcW w:type="dxa" w:w="1191"/>
-          </w:tcPr>
-          <w:p>
-            <w:r>
-              <w:rPr>
-                <w:b w:val="0"/>
-                <w:i w:val="0"/>
-                <w:color w:val="64748B"/>
-                <w:sz w:val="16"/>
-              </w:rPr>
-              <w:t>GT-CQ</w:t>
-            </w:r>
-          </w:p>
-        </w:tc>
-        <w:tc>
-          <w:tcPr>
-            <w:tcW w:type="dxa" w:w="4706"/>
-          </w:tcPr>
-          <w:p>
-            <w:r>
-              <w:rPr>
-                <w:b w:val="0"/>
-                <w:i w:val="0"/>
-                <w:sz w:val="17"/>
-              </w:rPr>
-              <w:t>L'ethni de JOSEPHINE BIANQUINCH est Bassari, prière de bien classer cet ethni qui existe soit dans la liste des ethni ou n'éxiste pas comme ethni.</w:t>
-            </w:r>
-          </w:p>
-        </w:tc>
-      </w:tr>
-      <w:tr>
-        <w:tc>
-          <w:tcPr>
-            <w:tcW w:type="dxa" w:w="964"/>
-          </w:tcPr>
-          <w:p>
-            <w:r>
-              <w:rPr>
-                <w:b/>
-                <w:i w:val="0"/>
-                <w:color w:val="EA580C"/>
-                <w:sz w:val="16"/>
-              </w:rPr>
-              <w:t>Moyenne</w:t>
-            </w:r>
-          </w:p>
-        </w:tc>
-        <w:tc>
-          <w:tcPr>
-            <w:tcW w:type="dxa" w:w="1247"/>
-          </w:tcPr>
-          <w:p>
-            <w:r>
-              <w:rPr>
-                <w:b/>
-                <w:i w:val="0"/>
-                <w:sz w:val="16"/>
-              </w:rPr>
-              <w:t>S01</w:t>
-              <w:br/>
-            </w:r>
-            <w:r>
-              <w:rPr>
-                <w:b w:val="0"/>
-                <w:i w:val="0"/>
-                <w:color w:val="64748B"/>
-                <w:sz w:val="14"/>
-              </w:rPr>
-              <w:t>Démographie</w:t>
-            </w:r>
-          </w:p>
-        </w:tc>
-        <w:tc>
-          <w:tcPr>
-            <w:tcW w:type="dxa" w:w="1531"/>
-          </w:tcPr>
-          <w:p>
-            <w:r>
-              <w:rPr>
-                <w:b/>
-                <w:i w:val="0"/>
-                <w:color w:val="16A34A"/>
-                <w:sz w:val="16"/>
-              </w:rPr>
-              <w:t>s00q27, s01q03a, s01q03b, s01q03c, s01q00b</w:t>
-            </w:r>
-          </w:p>
-        </w:tc>
-        <w:tc>
-          <w:tcPr>
-            <w:tcW w:type="dxa" w:w="1191"/>
-          </w:tcPr>
-          <w:p>
-            <w:r>
-              <w:rPr>
-                <w:b w:val="0"/>
-                <w:i w:val="0"/>
-                <w:color w:val="64748B"/>
-                <w:sz w:val="16"/>
-              </w:rPr>
-              <w:t>GT-CQ</w:t>
-            </w:r>
-          </w:p>
-        </w:tc>
-        <w:tc>
-          <w:tcPr>
-            <w:tcW w:type="dxa" w:w="4706"/>
-          </w:tcPr>
-          <w:p>
-            <w:r>
-              <w:rPr>
-                <w:b w:val="0"/>
-                <w:i w:val="0"/>
-                <w:sz w:val="17"/>
-              </w:rPr>
-              <w:t>Les informations sur l'acte de naissance (ni Jours, ni mois et ni années) de  KATY BONANG( josephine)  manquent, s'il vous plait pouvez-vous fournir d'effort pour avoir ces informations.</w:t>
-            </w:r>
-          </w:p>
-        </w:tc>
-      </w:tr>
-      <w:tr>
-        <w:tc>
-          <w:tcPr>
-            <w:tcW w:type="dxa" w:w="964"/>
-          </w:tcPr>
-          <w:p>
-            <w:r>
-              <w:rPr>
-                <w:b/>
-                <w:i w:val="0"/>
-                <w:color w:val="EA580C"/>
-                <w:sz w:val="16"/>
-              </w:rPr>
-              <w:t>Moyenne</w:t>
-            </w:r>
-          </w:p>
-        </w:tc>
-        <w:tc>
-          <w:tcPr>
-            <w:tcW w:type="dxa" w:w="1247"/>
-          </w:tcPr>
-          <w:p>
-            <w:r>
-              <w:rPr>
-                <w:b/>
-                <w:i w:val="0"/>
-                <w:sz w:val="16"/>
-              </w:rPr>
-              <w:t>S01</w:t>
-              <w:br/>
-            </w:r>
-            <w:r>
-              <w:rPr>
-                <w:b w:val="0"/>
-                <w:i w:val="0"/>
-                <w:color w:val="64748B"/>
-                <w:sz w:val="14"/>
-              </w:rPr>
-              <w:t>Démographie</w:t>
-            </w:r>
-          </w:p>
-        </w:tc>
-        <w:tc>
-          <w:tcPr>
-            <w:tcW w:type="dxa" w:w="1531"/>
-          </w:tcPr>
-          <w:p>
-            <w:r>
-              <w:rPr>
-                <w:b/>
-                <w:i w:val="0"/>
-                <w:color w:val="16A34A"/>
-                <w:sz w:val="16"/>
-              </w:rPr>
-              <w:t>—</w:t>
-            </w:r>
-          </w:p>
-        </w:tc>
-        <w:tc>
-          <w:tcPr>
-            <w:tcW w:type="dxa" w:w="1191"/>
-          </w:tcPr>
-          <w:p>
-            <w:r>
-              <w:rPr>
-                <w:b w:val="0"/>
-                <w:i w:val="0"/>
-                <w:color w:val="64748B"/>
-                <w:sz w:val="16"/>
-              </w:rPr>
-              <w:t>GT-CQ</w:t>
-            </w:r>
-          </w:p>
-        </w:tc>
-        <w:tc>
-          <w:tcPr>
-            <w:tcW w:type="dxa" w:w="4706"/>
-          </w:tcPr>
-          <w:p>
-            <w:r>
-              <w:rPr>
-                <w:b w:val="0"/>
-                <w:i w:val="0"/>
-                <w:sz w:val="17"/>
-              </w:rPr>
-              <w:t>Dans le cas contraire rassurez vous que c'est bien son fils/fille biologique.</w:t>
-            </w:r>
-          </w:p>
-        </w:tc>
-      </w:tr>
-      <w:tr>
-        <w:tc>
-          <w:tcPr>
-            <w:tcW w:type="dxa" w:w="964"/>
-          </w:tcPr>
-          <w:p>
-            <w:r>
-              <w:rPr>
-                <w:b/>
-                <w:i w:val="0"/>
-                <w:color w:val="EA580C"/>
-                <w:sz w:val="16"/>
-              </w:rPr>
-              <w:t>Moyenne</w:t>
-            </w:r>
-          </w:p>
-        </w:tc>
-        <w:tc>
-          <w:tcPr>
-            <w:tcW w:type="dxa" w:w="1247"/>
-          </w:tcPr>
-          <w:p>
-            <w:r>
-              <w:rPr>
-                <w:b/>
-                <w:i w:val="0"/>
-                <w:sz w:val="16"/>
-              </w:rPr>
-              <w:t>S01</w:t>
-              <w:br/>
-            </w:r>
-            <w:r>
-              <w:rPr>
-                <w:b w:val="0"/>
-                <w:i w:val="0"/>
-                <w:color w:val="64748B"/>
-                <w:sz w:val="14"/>
-              </w:rPr>
-              <w:t>Démographie</w:t>
-            </w:r>
-          </w:p>
-        </w:tc>
-        <w:tc>
-          <w:tcPr>
-            <w:tcW w:type="dxa" w:w="1531"/>
-          </w:tcPr>
-          <w:p>
-            <w:r>
-              <w:rPr>
-                <w:b/>
-                <w:i w:val="0"/>
-                <w:color w:val="16A34A"/>
-                <w:sz w:val="16"/>
-              </w:rPr>
-              <w:t>s01q16, s01q00b, s01q16_autre</w:t>
-            </w:r>
-          </w:p>
-        </w:tc>
-        <w:tc>
-          <w:tcPr>
-            <w:tcW w:type="dxa" w:w="1191"/>
-          </w:tcPr>
-          <w:p>
-            <w:r>
-              <w:rPr>
-                <w:b w:val="0"/>
-                <w:i w:val="0"/>
-                <w:color w:val="64748B"/>
-                <w:sz w:val="16"/>
-              </w:rPr>
-              <w:t>GT-CQ</w:t>
-            </w:r>
-          </w:p>
-        </w:tc>
-        <w:tc>
-          <w:tcPr>
-            <w:tcW w:type="dxa" w:w="4706"/>
-          </w:tcPr>
-          <w:p>
-            <w:r>
-              <w:rPr>
-                <w:b w:val="0"/>
-                <w:i w:val="0"/>
-                <w:sz w:val="17"/>
-              </w:rPr>
-              <w:t>L'ethni de KATY BONANG( josephine) est bassarie, prière de bien classer cet ethni qui existe soit dans la liste des ethni ou n'éxiste pas comme ethni.</w:t>
-            </w:r>
-          </w:p>
-        </w:tc>
-      </w:tr>
-      <w:tr>
-        <w:tc>
-          <w:tcPr>
-            <w:tcW w:type="dxa" w:w="964"/>
-          </w:tcPr>
-          <w:p>
-            <w:r>
-              <w:rPr>
-                <w:b/>
-                <w:i w:val="0"/>
-                <w:color w:val="EA580C"/>
-                <w:sz w:val="16"/>
-              </w:rPr>
-              <w:t>Moyenne</w:t>
-            </w:r>
-          </w:p>
-        </w:tc>
-        <w:tc>
-          <w:tcPr>
-            <w:tcW w:type="dxa" w:w="1247"/>
-          </w:tcPr>
-          <w:p>
-            <w:r>
-              <w:rPr>
-                <w:b/>
-                <w:i w:val="0"/>
-                <w:sz w:val="16"/>
-              </w:rPr>
-              <w:t>S01</w:t>
-              <w:br/>
-            </w:r>
-            <w:r>
-              <w:rPr>
-                <w:b w:val="0"/>
-                <w:i w:val="0"/>
-                <w:color w:val="64748B"/>
-                <w:sz w:val="14"/>
-              </w:rPr>
-              <w:t>Démographie</w:t>
-            </w:r>
-          </w:p>
-        </w:tc>
-        <w:tc>
-          <w:tcPr>
-            <w:tcW w:type="dxa" w:w="1531"/>
-          </w:tcPr>
-          <w:p>
-            <w:r>
-              <w:rPr>
-                <w:b/>
-                <w:i w:val="0"/>
-                <w:color w:val="16A34A"/>
-                <w:sz w:val="16"/>
-              </w:rPr>
-              <w:t>—</w:t>
-            </w:r>
-          </w:p>
-        </w:tc>
-        <w:tc>
-          <w:tcPr>
-            <w:tcW w:type="dxa" w:w="1191"/>
-          </w:tcPr>
-          <w:p>
-            <w:r>
-              <w:rPr>
-                <w:b w:val="0"/>
-                <w:i w:val="0"/>
-                <w:color w:val="64748B"/>
-                <w:sz w:val="16"/>
-              </w:rPr>
-              <w:t>GT-CQ</w:t>
-            </w:r>
-          </w:p>
-        </w:tc>
-        <w:tc>
-          <w:tcPr>
-            <w:tcW w:type="dxa" w:w="4706"/>
-          </w:tcPr>
-          <w:p>
-            <w:r>
-              <w:rPr>
-                <w:b w:val="0"/>
-                <w:i w:val="0"/>
-                <w:sz w:val="17"/>
-              </w:rPr>
-              <w:t>Soit KATY BONANG( josephine) dispose d'un acte de naissance soit n'en dispose pas.</w:t>
-            </w:r>
-          </w:p>
-        </w:tc>
-      </w:tr>
-      <w:tr>
-        <w:tc>
-          <w:tcPr>
-            <w:tcW w:type="dxa" w:w="964"/>
-          </w:tcPr>
-          <w:p>
-            <w:r>
-              <w:rPr>
-                <w:b/>
-                <w:i w:val="0"/>
-                <w:color w:val="EA580C"/>
-                <w:sz w:val="16"/>
-              </w:rPr>
-              <w:t>Moyenne</w:t>
-            </w:r>
-          </w:p>
-        </w:tc>
-        <w:tc>
-          <w:tcPr>
-            <w:tcW w:type="dxa" w:w="1247"/>
-          </w:tcPr>
-          <w:p>
-            <w:r>
-              <w:rPr>
-                <w:b/>
-                <w:i w:val="0"/>
-                <w:sz w:val="16"/>
-              </w:rPr>
-              <w:t>S01</w:t>
-              <w:br/>
-            </w:r>
-            <w:r>
-              <w:rPr>
-                <w:b w:val="0"/>
-                <w:i w:val="0"/>
-                <w:color w:val="64748B"/>
-                <w:sz w:val="14"/>
-              </w:rPr>
-              <w:t>Démographie</w:t>
-            </w:r>
-          </w:p>
-        </w:tc>
-        <w:tc>
-          <w:tcPr>
-            <w:tcW w:type="dxa" w:w="1531"/>
-          </w:tcPr>
-          <w:p>
-            <w:r>
-              <w:rPr>
-                <w:b/>
-                <w:i w:val="0"/>
-                <w:color w:val="16A34A"/>
-                <w:sz w:val="16"/>
-              </w:rPr>
-              <w:t>s01q10_1</w:t>
-            </w:r>
-          </w:p>
-        </w:tc>
-        <w:tc>
-          <w:tcPr>
-            <w:tcW w:type="dxa" w:w="1191"/>
-          </w:tcPr>
-          <w:p>
-            <w:r>
-              <w:rPr>
-                <w:b w:val="0"/>
-                <w:i w:val="0"/>
-                <w:color w:val="64748B"/>
-                <w:sz w:val="16"/>
-              </w:rPr>
-              <w:t>GT-CQ</w:t>
-            </w:r>
-          </w:p>
-        </w:tc>
-        <w:tc>
-          <w:tcPr>
-            <w:tcW w:type="dxa" w:w="4706"/>
-          </w:tcPr>
-          <w:p>
-            <w:r>
-              <w:rPr>
-                <w:b w:val="0"/>
-                <w:i w:val="0"/>
-                <w:sz w:val="17"/>
-              </w:rPr>
-              <w:t>La taille du ménage lors de l'enquête principale (8) de ce ménage est inférieur à la taille du denombrement (12), prière de fournir des explications concrètes ou aller revisiter le ménage.</w:t>
-            </w:r>
-          </w:p>
-        </w:tc>
-      </w:tr>
-      <w:tr>
-        <w:tc>
-          <w:tcPr>
-            <w:tcW w:type="dxa" w:w="964"/>
-          </w:tcPr>
-          <w:p>
-            <w:r>
-              <w:rPr>
-                <w:b/>
-                <w:i w:val="0"/>
-                <w:color w:val="EA580C"/>
-                <w:sz w:val="16"/>
-              </w:rPr>
-              <w:t>Moyenne</w:t>
-            </w:r>
-          </w:p>
-        </w:tc>
-        <w:tc>
-          <w:tcPr>
-            <w:tcW w:type="dxa" w:w="1247"/>
-          </w:tcPr>
-          <w:p>
-            <w:r>
-              <w:rPr>
-                <w:b/>
-                <w:i w:val="0"/>
-                <w:sz w:val="16"/>
-              </w:rPr>
-              <w:t>S02</w:t>
-              <w:br/>
-            </w:r>
-            <w:r>
-              <w:rPr>
-                <w:b w:val="0"/>
-                <w:i w:val="0"/>
-                <w:color w:val="64748B"/>
-                <w:sz w:val="14"/>
-              </w:rPr>
-              <w:t>Éducation</w:t>
-            </w:r>
-          </w:p>
-        </w:tc>
-        <w:tc>
-          <w:tcPr>
-            <w:tcW w:type="dxa" w:w="1531"/>
-          </w:tcPr>
-          <w:p>
-            <w:r>
-              <w:rPr>
-                <w:b/>
-                <w:i w:val="0"/>
-                <w:color w:val="16A34A"/>
-                <w:sz w:val="16"/>
-              </w:rPr>
-              <w:t>—</w:t>
-            </w:r>
-          </w:p>
-        </w:tc>
-        <w:tc>
-          <w:tcPr>
-            <w:tcW w:type="dxa" w:w="1191"/>
-          </w:tcPr>
-          <w:p>
-            <w:r>
-              <w:rPr>
-                <w:b w:val="0"/>
-                <w:i w:val="0"/>
-                <w:color w:val="64748B"/>
-                <w:sz w:val="16"/>
-              </w:rPr>
-              <w:t>GT-CQ</w:t>
-            </w:r>
-          </w:p>
-        </w:tc>
-        <w:tc>
-          <w:tcPr>
-            <w:tcW w:type="dxa" w:w="4706"/>
-          </w:tcPr>
-          <w:p>
-            <w:r>
-              <w:rPr>
-                <w:b w:val="0"/>
-                <w:i w:val="0"/>
-                <w:sz w:val="17"/>
-              </w:rPr>
-              <w:t>veuillez, s'il vous plait, confirmer les frais de scolarité ( 1000 FCFA) payée de AISSATOU DIAN DIALLO (ROSE) avec le QG ou apporter les corrections nécessaires.</w:t>
-            </w:r>
-          </w:p>
-        </w:tc>
-      </w:tr>
-      <w:tr>
-        <w:tc>
-          <w:tcPr>
-            <w:tcW w:type="dxa" w:w="964"/>
-          </w:tcPr>
-          <w:p>
-            <w:r>
-              <w:rPr>
-                <w:b/>
-                <w:i w:val="0"/>
-                <w:color w:val="EA580C"/>
-                <w:sz w:val="16"/>
-              </w:rPr>
-              <w:t>Moyenne</w:t>
-            </w:r>
-          </w:p>
-        </w:tc>
-        <w:tc>
-          <w:tcPr>
-            <w:tcW w:type="dxa" w:w="1247"/>
-          </w:tcPr>
-          <w:p>
-            <w:r>
-              <w:rPr>
-                <w:b/>
-                <w:i w:val="0"/>
-                <w:sz w:val="16"/>
-              </w:rPr>
-              <w:t>S02</w:t>
-              <w:br/>
-            </w:r>
-            <w:r>
-              <w:rPr>
-                <w:b w:val="0"/>
-                <w:i w:val="0"/>
-                <w:color w:val="64748B"/>
-                <w:sz w:val="14"/>
-              </w:rPr>
-              <w:t>Éducation</w:t>
-            </w:r>
-          </w:p>
-        </w:tc>
-        <w:tc>
-          <w:tcPr>
-            <w:tcW w:type="dxa" w:w="1531"/>
-          </w:tcPr>
-          <w:p>
-            <w:r>
-              <w:rPr>
-                <w:b/>
-                <w:i w:val="0"/>
-                <w:color w:val="16A34A"/>
-                <w:sz w:val="16"/>
-              </w:rPr>
-              <w:t>s01q63, s00q04, s02q25, s01q00b, s02q17_2, s02q15_2</w:t>
-            </w:r>
-          </w:p>
-        </w:tc>
-        <w:tc>
-          <w:tcPr>
-            <w:tcW w:type="dxa" w:w="1191"/>
-          </w:tcPr>
-          <w:p>
-            <w:r>
-              <w:rPr>
-                <w:b w:val="0"/>
-                <w:i w:val="0"/>
-                <w:color w:val="64748B"/>
-                <w:sz w:val="16"/>
-              </w:rPr>
-              <w:t>GT-CQ</w:t>
-            </w:r>
-          </w:p>
-        </w:tc>
-        <w:tc>
-          <w:tcPr>
-            <w:tcW w:type="dxa" w:w="4706"/>
-          </w:tcPr>
-          <w:p>
-            <w:r>
-              <w:rPr>
-                <w:b w:val="0"/>
-                <w:i w:val="0"/>
-                <w:sz w:val="17"/>
-              </w:rPr>
               <w:t>Dans les milieux urbains c'est peu probable de voir une école dont les élèves ou étudiants ne dépensent pas en frais d'uniformes, prière de verifier pour AISSATOU DIAN DIALLO (ROSE) qui fréquente 2ème année de Primaire et corriger ou confirmer avec le QG.</w:t>
-            </w:r>
-          </w:p>
-        </w:tc>
-      </w:tr>
-      <w:tr>
-        <w:tc>
-          <w:tcPr>
-            <w:tcW w:type="dxa" w:w="964"/>
-          </w:tcPr>
-          <w:p>
-            <w:r>
-              <w:rPr>
-                <w:b/>
-                <w:i w:val="0"/>
-                <w:color w:val="EA580C"/>
-                <w:sz w:val="16"/>
-              </w:rPr>
-              <w:t>Moyenne</w:t>
-            </w:r>
-          </w:p>
-        </w:tc>
-        <w:tc>
-          <w:tcPr>
-            <w:tcW w:type="dxa" w:w="1247"/>
-          </w:tcPr>
-          <w:p>
-            <w:r>
-              <w:rPr>
-                <w:b/>
-                <w:i w:val="0"/>
-                <w:sz w:val="16"/>
-              </w:rPr>
-              <w:t>S02</w:t>
-              <w:br/>
-            </w:r>
-            <w:r>
-              <w:rPr>
-                <w:b w:val="0"/>
-                <w:i w:val="0"/>
-                <w:color w:val="64748B"/>
-                <w:sz w:val="14"/>
-              </w:rPr>
-              <w:t>Éducation</w:t>
-            </w:r>
-          </w:p>
-        </w:tc>
-        <w:tc>
-          <w:tcPr>
-            <w:tcW w:type="dxa" w:w="1531"/>
-          </w:tcPr>
-          <w:p>
-            <w:r>
-              <w:rPr>
-                <w:b/>
-                <w:i w:val="0"/>
-                <w:color w:val="16A34A"/>
-                <w:sz w:val="16"/>
-              </w:rPr>
-              <w:t>—</w:t>
-            </w:r>
-          </w:p>
-        </w:tc>
-        <w:tc>
-          <w:tcPr>
-            <w:tcW w:type="dxa" w:w="1191"/>
-          </w:tcPr>
-          <w:p>
-            <w:r>
-              <w:rPr>
-                <w:b w:val="0"/>
-                <w:i w:val="0"/>
-                <w:color w:val="64748B"/>
-                <w:sz w:val="16"/>
-              </w:rPr>
-              <w:t>GT-CQ</w:t>
-            </w:r>
-          </w:p>
-        </w:tc>
-        <w:tc>
-          <w:tcPr>
-            <w:tcW w:type="dxa" w:w="4706"/>
-          </w:tcPr>
-          <w:p>
-            <w:r>
-              <w:rPr>
-                <w:b w:val="0"/>
-                <w:i w:val="0"/>
-                <w:sz w:val="17"/>
-              </w:rPr>
-              <w:t>veuillez, s'il vous plait, confirmer les frais de scolarité ( 3000 FCFA) payée de KATY BONANG( josephine) avec le QG ou apporter les corrections nécessaires.</w:t>
             </w:r>
           </w:p>
         </w:tc>
